--- a/1000 Prompt/FORMAT_FINAL_CLEAN/PACK 6 – 100 PROMPT LÃNH ĐẠO & QUẢN LÝ ĐỘI NHÓM.docx
+++ b/1000 Prompt/FORMAT_FINAL_CLEAN/PACK 6 – 100 PROMPT LÃNH ĐẠO & QUẢN LÝ ĐỘI NHÓM.docx
@@ -4,9 +4,8 @@
   <w:body>
     <w:p>
       <w:pPr>
-        <w:keepNext w:val="0"/>
-        <w:keepLines w:val="0"/>
-        <w:spacing/>
+        <w:spacing w:before="120" w:after="120" w:line="240" w:lineRule="auto"/>
+        <w:jc w:val="both"/>
         <w:rPr>
           <w:rFonts w:ascii="Times New Roman" w:hAnsi="Times New Roman" w:cs="Times New Roman"/>
           <w:b/>
@@ -18,16 +17,18 @@
       </w:pPr>
       <w:r>
         <w:rPr>
-          <w:rFonts w:ascii="Times New Roman" w:hAnsi="Times New Roman" w:eastAsia="Times New Roman"/>
+          <w:rFonts w:ascii="Times New Roman" w:eastAsia="Times New Roman" w:hAnsi="Times New Roman" w:cs="Times New Roman"/>
           <w:b/>
           <w:sz w:val="28"/>
+          <w:szCs w:val="28"/>
         </w:rPr>
         <w:t>PACK 6 – 100 PROMPT LÃNH ĐẠO &amp; QUẢN LÝ ĐỘI NHÓM</w:t>
       </w:r>
     </w:p>
     <w:p>
       <w:pPr>
-        <w:spacing/>
+        <w:spacing w:before="120" w:after="120" w:line="240" w:lineRule="auto"/>
+        <w:jc w:val="both"/>
         <w:rPr>
           <w:rFonts w:ascii="Times New Roman" w:hAnsi="Times New Roman" w:cs="Times New Roman"/>
           <w:b/>
@@ -39,16 +40,18 @@
       </w:pPr>
       <w:r>
         <w:rPr>
-          <w:rFonts w:ascii="Times New Roman" w:hAnsi="Times New Roman" w:eastAsia="Times New Roman"/>
+          <w:rFonts w:ascii="Times New Roman" w:eastAsia="Times New Roman" w:hAnsi="Times New Roman" w:cs="Times New Roman"/>
           <w:b/>
           <w:sz w:val="28"/>
+          <w:szCs w:val="28"/>
         </w:rPr>
         <w:t>MỤC LỤC</w:t>
       </w:r>
     </w:p>
     <w:p>
       <w:pPr>
-        <w:spacing/>
+        <w:spacing w:before="120" w:after="120" w:line="240" w:lineRule="auto"/>
+        <w:jc w:val="both"/>
         <w:rPr>
           <w:rFonts w:ascii="Times New Roman" w:hAnsi="Times New Roman" w:cs="Times New Roman"/>
           <w:i/>
@@ -60,16 +63,18 @@
       </w:pPr>
       <w:r>
         <w:rPr>
-          <w:rFonts w:ascii="Times New Roman" w:hAnsi="Times New Roman" w:eastAsia="Times New Roman"/>
+          <w:rFonts w:ascii="Times New Roman" w:eastAsia="Times New Roman" w:hAnsi="Times New Roman" w:cs="Times New Roman"/>
           <w:i/>
           <w:sz w:val="28"/>
+          <w:szCs w:val="28"/>
         </w:rPr>
         <w:t>1. Tư duy lãnh đạo (10 prompt): Tập trung vào tầm nhìn công ty , nghệ thuật lãnh đạo lấy con người làm trung tâm , và phân biệt giữa "quản lý" và "lãnh đạo".</w:t>
       </w:r>
     </w:p>
     <w:p>
       <w:pPr>
-        <w:spacing/>
+        <w:spacing w:before="120" w:after="120" w:line="240" w:lineRule="auto"/>
+        <w:jc w:val="both"/>
         <w:rPr>
           <w:rFonts w:ascii="Times New Roman" w:hAnsi="Times New Roman" w:cs="Times New Roman"/>
           <w:i/>
@@ -81,16 +86,18 @@
       </w:pPr>
       <w:r>
         <w:rPr>
-          <w:rFonts w:ascii="Times New Roman" w:hAnsi="Times New Roman" w:eastAsia="Times New Roman"/>
+          <w:rFonts w:ascii="Times New Roman" w:eastAsia="Times New Roman" w:hAnsi="Times New Roman" w:cs="Times New Roman"/>
           <w:i/>
           <w:sz w:val="28"/>
+          <w:szCs w:val="28"/>
         </w:rPr>
         <w:t>2. Xây dựng đội nhóm (10 prompt): Kế hoạch tuyển dụng tinh gọn , xây dựng văn hóa tin tưởng , và lộ trình phát triển tài năng trẻ.</w:t>
       </w:r>
     </w:p>
     <w:p>
       <w:pPr>
-        <w:spacing/>
+        <w:spacing w:before="120" w:after="120" w:line="240" w:lineRule="auto"/>
+        <w:jc w:val="both"/>
         <w:rPr>
           <w:rFonts w:ascii="Times New Roman" w:hAnsi="Times New Roman" w:cs="Times New Roman"/>
           <w:i/>
@@ -102,16 +109,18 @@
       </w:pPr>
       <w:r>
         <w:rPr>
-          <w:rFonts w:ascii="Times New Roman" w:hAnsi="Times New Roman" w:eastAsia="Times New Roman"/>
+          <w:rFonts w:ascii="Times New Roman" w:eastAsia="Times New Roman" w:hAnsi="Times New Roman" w:cs="Times New Roman"/>
           <w:i/>
           <w:sz w:val="28"/>
+          <w:szCs w:val="28"/>
         </w:rPr>
         <w:t>3. Quản lý hiệu suất (10 prompt): Xây dựng hệ thống KPI cho phòng sales , OKR quý cho team marketing , và kịch bản phản hồi hiệu suất nhân viên.</w:t>
       </w:r>
     </w:p>
     <w:p>
       <w:pPr>
-        <w:spacing/>
+        <w:spacing w:before="120" w:after="120" w:line="240" w:lineRule="auto"/>
+        <w:jc w:val="both"/>
         <w:rPr>
           <w:rFonts w:ascii="Times New Roman" w:hAnsi="Times New Roman" w:cs="Times New Roman"/>
           <w:i/>
@@ -123,16 +132,18 @@
       </w:pPr>
       <w:r>
         <w:rPr>
-          <w:rFonts w:ascii="Times New Roman" w:hAnsi="Times New Roman" w:eastAsia="Times New Roman"/>
+          <w:rFonts w:ascii="Times New Roman" w:eastAsia="Times New Roman" w:hAnsi="Times New Roman" w:cs="Times New Roman"/>
           <w:i/>
           <w:sz w:val="28"/>
+          <w:szCs w:val="28"/>
         </w:rPr>
         <w:t>4. Kỹ năng giao tiếp lãnh đạo (10 prompt): Kịch bản truyền đạt tầm nhìn , email truyền cảm hứng , và xử lý mâu thuẫn nội bộ giữa các phòng ban.</w:t>
       </w:r>
     </w:p>
     <w:p>
       <w:pPr>
-        <w:spacing/>
+        <w:spacing w:before="120" w:after="120" w:line="240" w:lineRule="auto"/>
+        <w:jc w:val="both"/>
         <w:rPr>
           <w:rFonts w:ascii="Times New Roman" w:hAnsi="Times New Roman" w:cs="Times New Roman"/>
           <w:i/>
@@ -144,16 +155,18 @@
       </w:pPr>
       <w:r>
         <w:rPr>
-          <w:rFonts w:ascii="Times New Roman" w:hAnsi="Times New Roman" w:eastAsia="Times New Roman"/>
+          <w:rFonts w:ascii="Times New Roman" w:eastAsia="Times New Roman" w:hAnsi="Times New Roman" w:cs="Times New Roman"/>
           <w:i/>
           <w:sz w:val="28"/>
+          <w:szCs w:val="28"/>
         </w:rPr>
         <w:t>5. Quản trị xung đột (10 prompt): Hướng dẫn 5 bước giải quyết xung đột , phòng ngừa xung đột team đa quốc gia , và xử lý khi nhân viên chỉ trích chính sách công ty.</w:t>
       </w:r>
     </w:p>
     <w:p>
       <w:pPr>
-        <w:spacing/>
+        <w:spacing w:before="120" w:after="120" w:line="240" w:lineRule="auto"/>
+        <w:jc w:val="both"/>
         <w:rPr>
           <w:rFonts w:ascii="Times New Roman" w:hAnsi="Times New Roman" w:cs="Times New Roman"/>
           <w:i/>
@@ -165,16 +178,18 @@
       </w:pPr>
       <w:r>
         <w:rPr>
-          <w:rFonts w:ascii="Times New Roman" w:hAnsi="Times New Roman" w:eastAsia="Times New Roman"/>
+          <w:rFonts w:ascii="Times New Roman" w:eastAsia="Times New Roman" w:hAnsi="Times New Roman" w:cs="Times New Roman"/>
           <w:i/>
           <w:sz w:val="28"/>
+          <w:szCs w:val="28"/>
         </w:rPr>
         <w:t>6. Truyền cảm hứng &amp; động viên nhân viên (10 prompt): Diễn văn sau thất bại , ăn mừng cột mốc đạt doanh thu lớn , và kịch bản vinh danh đội nhóm xuất sắc.</w:t>
       </w:r>
     </w:p>
     <w:p>
       <w:pPr>
-        <w:spacing/>
+        <w:spacing w:before="120" w:after="120" w:line="240" w:lineRule="auto"/>
+        <w:jc w:val="both"/>
         <w:rPr>
           <w:rFonts w:ascii="Times New Roman" w:hAnsi="Times New Roman" w:cs="Times New Roman"/>
           <w:i/>
@@ -186,16 +201,18 @@
       </w:pPr>
       <w:r>
         <w:rPr>
-          <w:rFonts w:ascii="Times New Roman" w:hAnsi="Times New Roman" w:eastAsia="Times New Roman"/>
+          <w:rFonts w:ascii="Times New Roman" w:eastAsia="Times New Roman" w:hAnsi="Times New Roman" w:cs="Times New Roman"/>
           <w:i/>
           <w:sz w:val="28"/>
+          <w:szCs w:val="28"/>
         </w:rPr>
         <w:t>7. Huấn luyện &amp; phát triển nhân viên (10 prompt): Kế hoạch huấn luyện 30 ngày cho nhân viên sales , khung chương trình đào tạo kỹ năng lãnh đạo , và mentoring 6 tháng.</w:t>
       </w:r>
     </w:p>
     <w:p>
       <w:pPr>
-        <w:spacing/>
+        <w:spacing w:before="120" w:after="120" w:line="240" w:lineRule="auto"/>
+        <w:jc w:val="both"/>
         <w:rPr>
           <w:rFonts w:ascii="Times New Roman" w:hAnsi="Times New Roman" w:cs="Times New Roman"/>
           <w:i/>
@@ -207,16 +224,18 @@
       </w:pPr>
       <w:r>
         <w:rPr>
-          <w:rFonts w:ascii="Times New Roman" w:hAnsi="Times New Roman" w:eastAsia="Times New Roman"/>
+          <w:rFonts w:ascii="Times New Roman" w:eastAsia="Times New Roman" w:hAnsi="Times New Roman" w:cs="Times New Roman"/>
           <w:i/>
           <w:sz w:val="28"/>
+          <w:szCs w:val="28"/>
         </w:rPr>
         <w:t>8. Văn hóa doanh nghiệp (10 prompt): Bản tuyên ngôn văn hóa doanh nghiệp , xây dựng văn hóa "khách hàng là trung tâm" , và kế hoạch lan tỏa giá trị cốt lõi.</w:t>
       </w:r>
     </w:p>
     <w:p>
       <w:pPr>
-        <w:spacing/>
+        <w:spacing w:before="120" w:after="120" w:line="240" w:lineRule="auto"/>
+        <w:jc w:val="both"/>
         <w:rPr>
           <w:rFonts w:ascii="Times New Roman" w:hAnsi="Times New Roman" w:cs="Times New Roman"/>
           <w:i/>
@@ -228,39 +247,53 @@
       </w:pPr>
       <w:r>
         <w:rPr>
-          <w:rFonts w:ascii="Times New Roman" w:hAnsi="Times New Roman" w:eastAsia="Times New Roman"/>
+          <w:rFonts w:ascii="Times New Roman" w:eastAsia="Times New Roman" w:hAnsi="Times New Roman" w:cs="Times New Roman"/>
           <w:i/>
           <w:sz w:val="28"/>
+          <w:szCs w:val="28"/>
         </w:rPr>
         <w:t>9. Lãnh đạo trong khủng hoảng (10 prompt): Kịch bản họp khẩn khi doanh thu giảm 50% , trấn an nhân viên trong khủng hoảng kinh tế , và kế hoạch phục hồi hoạt động sau 90 ngày.</w:t>
       </w:r>
     </w:p>
     <w:p>
       <w:pPr>
-        <w:spacing/>
-        <w:rPr>
-          <w:rFonts w:ascii="Times New Roman" w:hAnsi="Times New Roman" w:cs="Times New Roman"/>
+        <w:spacing w:before="120" w:after="120" w:line="240" w:lineRule="auto"/>
+        <w:jc w:val="both"/>
+        <w:rPr>
+          <w:rFonts w:ascii="Times New Roman" w:eastAsia="Times New Roman" w:hAnsi="Times New Roman" w:cs="Times New Roman"/>
           <w:i/>
+          <w:sz w:val="28"/>
+          <w:szCs w:val="28"/>
+          <w:lang w:val="en-US"/>
+        </w:rPr>
+      </w:pPr>
+      <w:r>
+        <w:rPr>
+          <w:rFonts w:ascii="Times New Roman" w:eastAsia="Times New Roman" w:hAnsi="Times New Roman" w:cs="Times New Roman"/>
+          <w:i/>
+          <w:sz w:val="28"/>
+          <w:szCs w:val="28"/>
+        </w:rPr>
+        <w:t>10. Lãnh đạo truyền cảm hứng toàn diện (10 prompt): Diễn văn về tầm nhìn 10 năm , kịch bản TED Talk về "nghệ thuật lãnh đạo bằng trái tim" , và tuyên ngôn sứ mệnh chung.</w:t>
+      </w:r>
+    </w:p>
+    <w:p>
+      <w:pPr>
+        <w:spacing w:before="120" w:after="120" w:line="240" w:lineRule="auto"/>
+        <w:jc w:val="both"/>
+        <w:rPr>
+          <w:rFonts w:ascii="Times New Roman" w:hAnsi="Times New Roman" w:cs="Times New Roman"/>
           <w:iCs/>
           <w:sz w:val="28"/>
           <w:szCs w:val="28"/>
           <w:lang w:val="en-US"/>
         </w:rPr>
       </w:pPr>
-      <w:r>
-        <w:rPr>
-          <w:rFonts w:ascii="Times New Roman" w:hAnsi="Times New Roman" w:eastAsia="Times New Roman"/>
-          <w:i/>
-          <w:sz w:val="28"/>
-        </w:rPr>
-        <w:t>10. Lãnh đạo truyền cảm hứng toàn diện (10 prompt): Diễn văn về tầm nhìn 10 năm , kịch bản TED Talk về "nghệ thuật lãnh đạo bằng trái tim" , và tuyên ngôn sứ mệnh chung.</w:t>
-      </w:r>
-    </w:p>
-    <w:p>
-      <w:pPr>
-        <w:keepNext w:val="0"/>
-        <w:keepLines w:val="0"/>
-        <w:spacing/>
+    </w:p>
+    <w:p>
+      <w:pPr>
+        <w:spacing w:before="120" w:after="120" w:line="240" w:lineRule="auto"/>
+        <w:jc w:val="both"/>
         <w:rPr>
           <w:rFonts w:ascii="Times New Roman" w:hAnsi="Times New Roman" w:cs="Times New Roman"/>
           <w:b/>
@@ -271,198 +304,219 @@
       </w:pPr>
       <w:r>
         <w:rPr>
-          <w:rFonts w:ascii="Times New Roman" w:hAnsi="Times New Roman" w:eastAsia="Times New Roman"/>
+          <w:rFonts w:ascii="Times New Roman" w:eastAsia="Times New Roman" w:hAnsi="Times New Roman" w:cs="Times New Roman"/>
           <w:b/>
           <w:sz w:val="28"/>
+          <w:szCs w:val="28"/>
         </w:rPr>
         <w:t>1. Tư duy lãnh đạo (10 prompt)</w:t>
       </w:r>
     </w:p>
     <w:p>
       <w:pPr>
-        <w:spacing/>
-        <w:ind w:left="620" w:hanging="360"/>
-        <w:rPr>
-          <w:rFonts w:ascii="Times New Roman" w:hAnsi="Times New Roman" w:cs="Times New Roman"/>
-          <w:sz w:val="28"/>
-          <w:szCs w:val="28"/>
-        </w:rPr>
-      </w:pPr>
-      <w:r>
-        <w:rPr>
-          <w:rFonts w:ascii="Times New Roman" w:hAnsi="Times New Roman" w:eastAsia="Times New Roman"/>
-          <w:sz w:val="28"/>
+        <w:spacing w:before="120" w:after="120" w:line="240" w:lineRule="auto"/>
+        <w:ind w:left="620" w:hanging="360"/>
+        <w:jc w:val="both"/>
+        <w:rPr>
+          <w:rFonts w:ascii="Times New Roman" w:hAnsi="Times New Roman" w:cs="Times New Roman"/>
+          <w:sz w:val="28"/>
+          <w:szCs w:val="28"/>
+        </w:rPr>
+      </w:pPr>
+      <w:r>
+        <w:rPr>
+          <w:rFonts w:ascii="Times New Roman" w:eastAsia="Times New Roman" w:hAnsi="Times New Roman" w:cs="Times New Roman"/>
+          <w:sz w:val="28"/>
+          <w:szCs w:val="28"/>
         </w:rPr>
         <w:t>1.  Hãy viết bài diễn văn 5 phút truyền cảm hứng cho nhân viên về tầm nhìn của công ty.</w:t>
       </w:r>
     </w:p>
     <w:p>
       <w:pPr>
-        <w:spacing/>
-        <w:ind w:left="620" w:hanging="360"/>
-        <w:rPr>
-          <w:rFonts w:ascii="Times New Roman" w:hAnsi="Times New Roman" w:cs="Times New Roman"/>
-          <w:sz w:val="28"/>
-          <w:szCs w:val="28"/>
-        </w:rPr>
-      </w:pPr>
-      <w:r>
-        <w:rPr>
-          <w:rFonts w:ascii="Times New Roman" w:hAnsi="Times New Roman" w:eastAsia="Times New Roman"/>
-          <w:sz w:val="28"/>
+        <w:spacing w:before="120" w:after="120" w:line="240" w:lineRule="auto"/>
+        <w:ind w:left="620" w:hanging="360"/>
+        <w:jc w:val="both"/>
+        <w:rPr>
+          <w:rFonts w:ascii="Times New Roman" w:hAnsi="Times New Roman" w:cs="Times New Roman"/>
+          <w:sz w:val="28"/>
+          <w:szCs w:val="28"/>
+        </w:rPr>
+      </w:pPr>
+      <w:r>
+        <w:rPr>
+          <w:rFonts w:ascii="Times New Roman" w:eastAsia="Times New Roman" w:hAnsi="Times New Roman" w:cs="Times New Roman"/>
+          <w:sz w:val="28"/>
+          <w:szCs w:val="28"/>
         </w:rPr>
         <w:t>2.  Soạn danh sách 10 nguyên tắc vàng của một nhà lãnh đạo xuất sắc trong thời đại số.</w:t>
       </w:r>
     </w:p>
     <w:p>
       <w:pPr>
-        <w:spacing/>
-        <w:ind w:left="620" w:hanging="360"/>
-        <w:rPr>
-          <w:rFonts w:ascii="Times New Roman" w:hAnsi="Times New Roman" w:cs="Times New Roman"/>
-          <w:sz w:val="28"/>
-          <w:szCs w:val="28"/>
-        </w:rPr>
-      </w:pPr>
-      <w:r>
-        <w:rPr>
-          <w:rFonts w:ascii="Times New Roman" w:hAnsi="Times New Roman" w:eastAsia="Times New Roman"/>
-          <w:sz w:val="28"/>
+        <w:spacing w:before="120" w:after="120" w:line="240" w:lineRule="auto"/>
+        <w:ind w:left="620" w:hanging="360"/>
+        <w:jc w:val="both"/>
+        <w:rPr>
+          <w:rFonts w:ascii="Times New Roman" w:hAnsi="Times New Roman" w:cs="Times New Roman"/>
+          <w:sz w:val="28"/>
+          <w:szCs w:val="28"/>
+        </w:rPr>
+      </w:pPr>
+      <w:r>
+        <w:rPr>
+          <w:rFonts w:ascii="Times New Roman" w:eastAsia="Times New Roman" w:hAnsi="Times New Roman" w:cs="Times New Roman"/>
+          <w:sz w:val="28"/>
+          <w:szCs w:val="28"/>
         </w:rPr>
         <w:t>3.  Viết bài blog chia sẻ sự khác biệt giữa “quản lý” và “lãnh đạo” để nhân viên thấu hiểu.</w:t>
       </w:r>
     </w:p>
     <w:p>
       <w:pPr>
-        <w:spacing/>
-        <w:ind w:left="620" w:hanging="360"/>
-        <w:rPr>
-          <w:rFonts w:ascii="Times New Roman" w:hAnsi="Times New Roman" w:cs="Times New Roman"/>
-          <w:sz w:val="28"/>
-          <w:szCs w:val="28"/>
-        </w:rPr>
-      </w:pPr>
-      <w:r>
-        <w:rPr>
-          <w:rFonts w:ascii="Times New Roman" w:hAnsi="Times New Roman" w:eastAsia="Times New Roman"/>
-          <w:sz w:val="28"/>
+        <w:spacing w:before="120" w:after="120" w:line="240" w:lineRule="auto"/>
+        <w:ind w:left="620" w:hanging="360"/>
+        <w:jc w:val="both"/>
+        <w:rPr>
+          <w:rFonts w:ascii="Times New Roman" w:hAnsi="Times New Roman" w:cs="Times New Roman"/>
+          <w:sz w:val="28"/>
+          <w:szCs w:val="28"/>
+        </w:rPr>
+      </w:pPr>
+      <w:r>
+        <w:rPr>
+          <w:rFonts w:ascii="Times New Roman" w:eastAsia="Times New Roman" w:hAnsi="Times New Roman" w:cs="Times New Roman"/>
+          <w:sz w:val="28"/>
+          <w:szCs w:val="28"/>
         </w:rPr>
         <w:t>4.  Hãy viết kịch bản TED Talk 7 phút về nghệ thuật lãnh đạo lấy con người làm trung tâm.</w:t>
       </w:r>
     </w:p>
     <w:p>
       <w:pPr>
-        <w:spacing/>
-        <w:ind w:left="620" w:hanging="360"/>
-        <w:rPr>
-          <w:rFonts w:ascii="Times New Roman" w:hAnsi="Times New Roman" w:cs="Times New Roman"/>
-          <w:sz w:val="28"/>
-          <w:szCs w:val="28"/>
-        </w:rPr>
-      </w:pPr>
-      <w:r>
-        <w:rPr>
-          <w:rFonts w:ascii="Times New Roman" w:hAnsi="Times New Roman" w:eastAsia="Times New Roman"/>
-          <w:sz w:val="28"/>
+        <w:spacing w:before="120" w:after="120" w:line="240" w:lineRule="auto"/>
+        <w:ind w:left="620" w:hanging="360"/>
+        <w:jc w:val="both"/>
+        <w:rPr>
+          <w:rFonts w:ascii="Times New Roman" w:hAnsi="Times New Roman" w:cs="Times New Roman"/>
+          <w:sz w:val="28"/>
+          <w:szCs w:val="28"/>
+        </w:rPr>
+      </w:pPr>
+      <w:r>
+        <w:rPr>
+          <w:rFonts w:ascii="Times New Roman" w:eastAsia="Times New Roman" w:hAnsi="Times New Roman" w:cs="Times New Roman"/>
+          <w:sz w:val="28"/>
+          <w:szCs w:val="28"/>
         </w:rPr>
         <w:t>5.  Soạn câu chuyện minh họa cho tư duy lãnh đạo “serve to lead” – lãnh đạo là phục vụ.</w:t>
       </w:r>
     </w:p>
     <w:p>
       <w:pPr>
-        <w:spacing/>
-        <w:ind w:left="620" w:hanging="360"/>
-        <w:rPr>
-          <w:rFonts w:ascii="Times New Roman" w:hAnsi="Times New Roman" w:cs="Times New Roman"/>
-          <w:sz w:val="28"/>
-          <w:szCs w:val="28"/>
-        </w:rPr>
-      </w:pPr>
-      <w:r>
-        <w:rPr>
-          <w:rFonts w:ascii="Times New Roman" w:hAnsi="Times New Roman" w:eastAsia="Times New Roman"/>
-          <w:sz w:val="28"/>
-        </w:rPr>
+        <w:spacing w:before="120" w:after="120" w:line="240" w:lineRule="auto"/>
+        <w:ind w:left="620" w:hanging="360"/>
+        <w:jc w:val="both"/>
+        <w:rPr>
+          <w:rFonts w:ascii="Times New Roman" w:hAnsi="Times New Roman" w:cs="Times New Roman"/>
+          <w:sz w:val="28"/>
+          <w:szCs w:val="28"/>
+        </w:rPr>
+      </w:pPr>
+      <w:r>
+        <w:rPr>
+          <w:rFonts w:ascii="Times New Roman" w:eastAsia="Times New Roman" w:hAnsi="Times New Roman" w:cs="Times New Roman"/>
+          <w:sz w:val="28"/>
+          <w:szCs w:val="28"/>
+        </w:rPr>
+        <w:lastRenderedPageBreak/>
         <w:t>6.  Hãy viết danh sách 20 phẩm chất cần có của một nhà lãnh đạo vĩ đại.</w:t>
       </w:r>
     </w:p>
     <w:p>
       <w:pPr>
-        <w:spacing/>
-        <w:ind w:left="620" w:hanging="360"/>
-        <w:rPr>
-          <w:rFonts w:ascii="Times New Roman" w:hAnsi="Times New Roman" w:cs="Times New Roman"/>
-          <w:sz w:val="28"/>
-          <w:szCs w:val="28"/>
-        </w:rPr>
-      </w:pPr>
-      <w:r>
-        <w:rPr>
-          <w:rFonts w:ascii="Times New Roman" w:hAnsi="Times New Roman" w:eastAsia="Times New Roman"/>
-          <w:sz w:val="28"/>
+        <w:spacing w:before="120" w:after="120" w:line="240" w:lineRule="auto"/>
+        <w:ind w:left="620" w:hanging="360"/>
+        <w:jc w:val="both"/>
+        <w:rPr>
+          <w:rFonts w:ascii="Times New Roman" w:hAnsi="Times New Roman" w:cs="Times New Roman"/>
+          <w:sz w:val="28"/>
+          <w:szCs w:val="28"/>
+        </w:rPr>
+      </w:pPr>
+      <w:r>
+        <w:rPr>
+          <w:rFonts w:ascii="Times New Roman" w:eastAsia="Times New Roman" w:hAnsi="Times New Roman" w:cs="Times New Roman"/>
+          <w:sz w:val="28"/>
+          <w:szCs w:val="28"/>
         </w:rPr>
         <w:t>7.  Viết bài phân tích tại sao nhiều lãnh đạo thất bại khi thiếu tầm nhìn dài hạn.</w:t>
       </w:r>
     </w:p>
     <w:p>
       <w:pPr>
-        <w:spacing/>
-        <w:ind w:left="620" w:hanging="360"/>
-        <w:rPr>
-          <w:rFonts w:ascii="Times New Roman" w:hAnsi="Times New Roman" w:cs="Times New Roman"/>
-          <w:sz w:val="28"/>
-          <w:szCs w:val="28"/>
-        </w:rPr>
-      </w:pPr>
-      <w:r>
-        <w:rPr>
-          <w:rFonts w:ascii="Times New Roman" w:hAnsi="Times New Roman" w:eastAsia="Times New Roman"/>
-          <w:sz w:val="28"/>
+        <w:spacing w:before="120" w:after="120" w:line="240" w:lineRule="auto"/>
+        <w:ind w:left="620" w:hanging="360"/>
+        <w:jc w:val="both"/>
+        <w:rPr>
+          <w:rFonts w:ascii="Times New Roman" w:hAnsi="Times New Roman" w:cs="Times New Roman"/>
+          <w:sz w:val="28"/>
+          <w:szCs w:val="28"/>
+        </w:rPr>
+      </w:pPr>
+      <w:r>
+        <w:rPr>
+          <w:rFonts w:ascii="Times New Roman" w:eastAsia="Times New Roman" w:hAnsi="Times New Roman" w:cs="Times New Roman"/>
+          <w:sz w:val="28"/>
+          <w:szCs w:val="28"/>
         </w:rPr>
         <w:t>8.  Hãy viết bản tuyên ngôn lãnh đạo cá nhân cho một CEO startup.</w:t>
       </w:r>
     </w:p>
     <w:p>
       <w:pPr>
-        <w:spacing/>
-        <w:ind w:left="620" w:hanging="360"/>
-        <w:rPr>
-          <w:rFonts w:ascii="Times New Roman" w:hAnsi="Times New Roman" w:cs="Times New Roman"/>
-          <w:sz w:val="28"/>
-          <w:szCs w:val="28"/>
-        </w:rPr>
-      </w:pPr>
-      <w:r>
-        <w:rPr>
-          <w:rFonts w:ascii="Times New Roman" w:hAnsi="Times New Roman" w:eastAsia="Times New Roman"/>
-          <w:sz w:val="28"/>
+        <w:spacing w:before="120" w:after="120" w:line="240" w:lineRule="auto"/>
+        <w:ind w:left="620" w:hanging="360"/>
+        <w:jc w:val="both"/>
+        <w:rPr>
+          <w:rFonts w:ascii="Times New Roman" w:hAnsi="Times New Roman" w:cs="Times New Roman"/>
+          <w:sz w:val="28"/>
+          <w:szCs w:val="28"/>
+        </w:rPr>
+      </w:pPr>
+      <w:r>
+        <w:rPr>
+          <w:rFonts w:ascii="Times New Roman" w:eastAsia="Times New Roman" w:hAnsi="Times New Roman" w:cs="Times New Roman"/>
+          <w:sz w:val="28"/>
+          <w:szCs w:val="28"/>
         </w:rPr>
         <w:t>9.  Soạn bài viết chia sẻ 5 phong cách lãnh đạo khác nhau và khi nào nên áp dụng.</w:t>
       </w:r>
     </w:p>
     <w:p>
       <w:pPr>
-        <w:spacing/>
-        <w:ind w:left="620" w:hanging="360"/>
-        <w:rPr>
-          <w:rFonts w:ascii="Times New Roman" w:hAnsi="Times New Roman" w:cs="Times New Roman"/>
-          <w:sz w:val="28"/>
-          <w:szCs w:val="28"/>
-        </w:rPr>
-      </w:pPr>
-      <w:r>
-        <w:rPr>
-          <w:rFonts w:ascii="Times New Roman" w:hAnsi="Times New Roman" w:eastAsia="Times New Roman"/>
-          <w:sz w:val="28"/>
+        <w:spacing w:before="120" w:after="120" w:line="240" w:lineRule="auto"/>
+        <w:ind w:left="620" w:hanging="360"/>
+        <w:jc w:val="both"/>
+        <w:rPr>
+          <w:rFonts w:ascii="Times New Roman" w:hAnsi="Times New Roman" w:cs="Times New Roman"/>
+          <w:sz w:val="28"/>
+          <w:szCs w:val="28"/>
+        </w:rPr>
+      </w:pPr>
+      <w:r>
+        <w:rPr>
+          <w:rFonts w:ascii="Times New Roman" w:eastAsia="Times New Roman" w:hAnsi="Times New Roman" w:cs="Times New Roman"/>
+          <w:sz w:val="28"/>
+          <w:szCs w:val="28"/>
         </w:rPr>
         <w:t>10.Viết kịch bản truyền động lực cho đội nhóm trong thời điểm khó khăn.</w:t>
       </w:r>
     </w:p>
     <w:p>
       <w:pPr>
-        <w:keepNext w:val="0"/>
-        <w:keepLines w:val="0"/>
-        <w:spacing/>
+        <w:spacing w:before="120" w:after="120" w:line="240" w:lineRule="auto"/>
+        <w:jc w:val="both"/>
         <w:rPr>
           <w:rFonts w:ascii="Times New Roman" w:hAnsi="Times New Roman" w:cs="Times New Roman"/>
           <w:b/>
@@ -473,198 +527,218 @@
       </w:pPr>
       <w:r>
         <w:rPr>
-          <w:rFonts w:ascii="Times New Roman" w:hAnsi="Times New Roman" w:eastAsia="Times New Roman"/>
+          <w:rFonts w:ascii="Times New Roman" w:eastAsia="Times New Roman" w:hAnsi="Times New Roman" w:cs="Times New Roman"/>
           <w:b/>
           <w:sz w:val="28"/>
+          <w:szCs w:val="28"/>
         </w:rPr>
         <w:t>2. Xây dựng đội nhóm (10 prompt)</w:t>
       </w:r>
     </w:p>
     <w:p>
       <w:pPr>
-        <w:spacing/>
-        <w:ind w:left="620" w:hanging="360"/>
-        <w:rPr>
-          <w:rFonts w:ascii="Times New Roman" w:hAnsi="Times New Roman" w:cs="Times New Roman"/>
-          <w:sz w:val="28"/>
-          <w:szCs w:val="28"/>
-        </w:rPr>
-      </w:pPr>
-      <w:r>
-        <w:rPr>
-          <w:rFonts w:ascii="Times New Roman" w:hAnsi="Times New Roman" w:eastAsia="Times New Roman"/>
-          <w:sz w:val="28"/>
+        <w:spacing w:before="120" w:after="120" w:line="240" w:lineRule="auto"/>
+        <w:ind w:left="620" w:hanging="360"/>
+        <w:jc w:val="both"/>
+        <w:rPr>
+          <w:rFonts w:ascii="Times New Roman" w:hAnsi="Times New Roman" w:cs="Times New Roman"/>
+          <w:sz w:val="28"/>
+          <w:szCs w:val="28"/>
+        </w:rPr>
+      </w:pPr>
+      <w:r>
+        <w:rPr>
+          <w:rFonts w:ascii="Times New Roman" w:eastAsia="Times New Roman" w:hAnsi="Times New Roman" w:cs="Times New Roman"/>
+          <w:sz w:val="28"/>
+          <w:szCs w:val="28"/>
         </w:rPr>
         <w:t>1.  Hãy viết kế hoạch tuyển dụng và xây dựng đội ngũ tinh gọn 10 người cho startup.</w:t>
       </w:r>
     </w:p>
     <w:p>
       <w:pPr>
-        <w:spacing/>
-        <w:ind w:left="620" w:hanging="360"/>
-        <w:rPr>
-          <w:rFonts w:ascii="Times New Roman" w:hAnsi="Times New Roman" w:cs="Times New Roman"/>
-          <w:sz w:val="28"/>
-          <w:szCs w:val="28"/>
-        </w:rPr>
-      </w:pPr>
-      <w:r>
-        <w:rPr>
-          <w:rFonts w:ascii="Times New Roman" w:hAnsi="Times New Roman" w:eastAsia="Times New Roman"/>
-          <w:sz w:val="28"/>
+        <w:spacing w:before="120" w:after="120" w:line="240" w:lineRule="auto"/>
+        <w:ind w:left="620" w:hanging="360"/>
+        <w:jc w:val="both"/>
+        <w:rPr>
+          <w:rFonts w:ascii="Times New Roman" w:hAnsi="Times New Roman" w:cs="Times New Roman"/>
+          <w:sz w:val="28"/>
+          <w:szCs w:val="28"/>
+        </w:rPr>
+      </w:pPr>
+      <w:r>
+        <w:rPr>
+          <w:rFonts w:ascii="Times New Roman" w:eastAsia="Times New Roman" w:hAnsi="Times New Roman" w:cs="Times New Roman"/>
+          <w:sz w:val="28"/>
+          <w:szCs w:val="28"/>
         </w:rPr>
         <w:t>2.  Soạn checklist 20 yếu tố cần thiết để tạo ra một đội nhóm làm việc hiệu quả.</w:t>
       </w:r>
     </w:p>
     <w:p>
       <w:pPr>
-        <w:spacing/>
-        <w:ind w:left="620" w:hanging="360"/>
-        <w:rPr>
-          <w:rFonts w:ascii="Times New Roman" w:hAnsi="Times New Roman" w:cs="Times New Roman"/>
-          <w:sz w:val="28"/>
-          <w:szCs w:val="28"/>
-        </w:rPr>
-      </w:pPr>
-      <w:r>
-        <w:rPr>
-          <w:rFonts w:ascii="Times New Roman" w:hAnsi="Times New Roman" w:eastAsia="Times New Roman"/>
-          <w:sz w:val="28"/>
+        <w:spacing w:before="120" w:after="120" w:line="240" w:lineRule="auto"/>
+        <w:ind w:left="620" w:hanging="360"/>
+        <w:jc w:val="both"/>
+        <w:rPr>
+          <w:rFonts w:ascii="Times New Roman" w:hAnsi="Times New Roman" w:cs="Times New Roman"/>
+          <w:sz w:val="28"/>
+          <w:szCs w:val="28"/>
+        </w:rPr>
+      </w:pPr>
+      <w:r>
+        <w:rPr>
+          <w:rFonts w:ascii="Times New Roman" w:eastAsia="Times New Roman" w:hAnsi="Times New Roman" w:cs="Times New Roman"/>
+          <w:sz w:val="28"/>
+          <w:szCs w:val="28"/>
         </w:rPr>
         <w:t>3.  Viết kế hoạch 90 ngày để biến một nhóm rời rạc thành đội ngũ gắn kết.</w:t>
       </w:r>
     </w:p>
     <w:p>
       <w:pPr>
-        <w:spacing/>
-        <w:ind w:left="620" w:hanging="360"/>
-        <w:rPr>
-          <w:rFonts w:ascii="Times New Roman" w:hAnsi="Times New Roman" w:cs="Times New Roman"/>
-          <w:sz w:val="28"/>
-          <w:szCs w:val="28"/>
-        </w:rPr>
-      </w:pPr>
-      <w:r>
-        <w:rPr>
-          <w:rFonts w:ascii="Times New Roman" w:hAnsi="Times New Roman" w:eastAsia="Times New Roman"/>
-          <w:sz w:val="28"/>
+        <w:spacing w:before="120" w:after="120" w:line="240" w:lineRule="auto"/>
+        <w:ind w:left="620" w:hanging="360"/>
+        <w:jc w:val="both"/>
+        <w:rPr>
+          <w:rFonts w:ascii="Times New Roman" w:hAnsi="Times New Roman" w:cs="Times New Roman"/>
+          <w:sz w:val="28"/>
+          <w:szCs w:val="28"/>
+        </w:rPr>
+      </w:pPr>
+      <w:r>
+        <w:rPr>
+          <w:rFonts w:ascii="Times New Roman" w:eastAsia="Times New Roman" w:hAnsi="Times New Roman" w:cs="Times New Roman"/>
+          <w:sz w:val="28"/>
+          <w:szCs w:val="28"/>
         </w:rPr>
         <w:t>4.  Hãy viết kịch bản workshop “Team Building” cho 20 người trong công ty.</w:t>
       </w:r>
     </w:p>
     <w:p>
       <w:pPr>
-        <w:spacing/>
-        <w:ind w:left="620" w:hanging="360"/>
-        <w:rPr>
-          <w:rFonts w:ascii="Times New Roman" w:hAnsi="Times New Roman" w:cs="Times New Roman"/>
-          <w:sz w:val="28"/>
-          <w:szCs w:val="28"/>
-        </w:rPr>
-      </w:pPr>
-      <w:r>
-        <w:rPr>
-          <w:rFonts w:ascii="Times New Roman" w:hAnsi="Times New Roman" w:eastAsia="Times New Roman"/>
-          <w:sz w:val="28"/>
+        <w:spacing w:before="120" w:after="120" w:line="240" w:lineRule="auto"/>
+        <w:ind w:left="620" w:hanging="360"/>
+        <w:jc w:val="both"/>
+        <w:rPr>
+          <w:rFonts w:ascii="Times New Roman" w:hAnsi="Times New Roman" w:cs="Times New Roman"/>
+          <w:sz w:val="28"/>
+          <w:szCs w:val="28"/>
+        </w:rPr>
+      </w:pPr>
+      <w:r>
+        <w:rPr>
+          <w:rFonts w:ascii="Times New Roman" w:eastAsia="Times New Roman" w:hAnsi="Times New Roman" w:cs="Times New Roman"/>
+          <w:sz w:val="28"/>
+          <w:szCs w:val="28"/>
         </w:rPr>
         <w:t>5.  Soạn chiến lược đa dạng hóa nhân sự để tăng tính sáng tạo trong đội nhóm.</w:t>
       </w:r>
     </w:p>
     <w:p>
       <w:pPr>
-        <w:spacing/>
-        <w:ind w:left="620" w:hanging="360"/>
-        <w:rPr>
-          <w:rFonts w:ascii="Times New Roman" w:hAnsi="Times New Roman" w:cs="Times New Roman"/>
-          <w:sz w:val="28"/>
-          <w:szCs w:val="28"/>
-        </w:rPr>
-      </w:pPr>
-      <w:r>
-        <w:rPr>
-          <w:rFonts w:ascii="Times New Roman" w:hAnsi="Times New Roman" w:eastAsia="Times New Roman"/>
-          <w:sz w:val="28"/>
+        <w:spacing w:before="120" w:after="120" w:line="240" w:lineRule="auto"/>
+        <w:ind w:left="620" w:hanging="360"/>
+        <w:jc w:val="both"/>
+        <w:rPr>
+          <w:rFonts w:ascii="Times New Roman" w:hAnsi="Times New Roman" w:cs="Times New Roman"/>
+          <w:sz w:val="28"/>
+          <w:szCs w:val="28"/>
+        </w:rPr>
+      </w:pPr>
+      <w:r>
+        <w:rPr>
+          <w:rFonts w:ascii="Times New Roman" w:eastAsia="Times New Roman" w:hAnsi="Times New Roman" w:cs="Times New Roman"/>
+          <w:sz w:val="28"/>
+          <w:szCs w:val="28"/>
         </w:rPr>
         <w:t>6.  Hãy viết bài chia sẻ cách xây dựng văn hóa tin tưởng trong team.</w:t>
       </w:r>
     </w:p>
     <w:p>
       <w:pPr>
-        <w:spacing/>
-        <w:ind w:left="620" w:hanging="360"/>
-        <w:rPr>
-          <w:rFonts w:ascii="Times New Roman" w:hAnsi="Times New Roman" w:cs="Times New Roman"/>
-          <w:sz w:val="28"/>
-          <w:szCs w:val="28"/>
-        </w:rPr>
-      </w:pPr>
-      <w:r>
-        <w:rPr>
-          <w:rFonts w:ascii="Times New Roman" w:hAnsi="Times New Roman" w:eastAsia="Times New Roman"/>
-          <w:sz w:val="28"/>
+        <w:spacing w:before="120" w:after="120" w:line="240" w:lineRule="auto"/>
+        <w:ind w:left="620" w:hanging="360"/>
+        <w:jc w:val="both"/>
+        <w:rPr>
+          <w:rFonts w:ascii="Times New Roman" w:hAnsi="Times New Roman" w:cs="Times New Roman"/>
+          <w:sz w:val="28"/>
+          <w:szCs w:val="28"/>
+        </w:rPr>
+      </w:pPr>
+      <w:r>
+        <w:rPr>
+          <w:rFonts w:ascii="Times New Roman" w:eastAsia="Times New Roman" w:hAnsi="Times New Roman" w:cs="Times New Roman"/>
+          <w:sz w:val="28"/>
+          <w:szCs w:val="28"/>
         </w:rPr>
         <w:t>7.  Viết kế hoạch mentoring 1-1 giữa lãnh đạo và nhân viên mới.</w:t>
       </w:r>
     </w:p>
     <w:p>
       <w:pPr>
-        <w:spacing/>
-        <w:ind w:left="620" w:hanging="360"/>
-        <w:rPr>
-          <w:rFonts w:ascii="Times New Roman" w:hAnsi="Times New Roman" w:cs="Times New Roman"/>
-          <w:sz w:val="28"/>
-          <w:szCs w:val="28"/>
-        </w:rPr>
-      </w:pPr>
-      <w:r>
-        <w:rPr>
-          <w:rFonts w:ascii="Times New Roman" w:hAnsi="Times New Roman" w:eastAsia="Times New Roman"/>
-          <w:sz w:val="28"/>
+        <w:spacing w:before="120" w:after="120" w:line="240" w:lineRule="auto"/>
+        <w:ind w:left="620" w:hanging="360"/>
+        <w:jc w:val="both"/>
+        <w:rPr>
+          <w:rFonts w:ascii="Times New Roman" w:hAnsi="Times New Roman" w:cs="Times New Roman"/>
+          <w:sz w:val="28"/>
+          <w:szCs w:val="28"/>
+        </w:rPr>
+      </w:pPr>
+      <w:r>
+        <w:rPr>
+          <w:rFonts w:ascii="Times New Roman" w:eastAsia="Times New Roman" w:hAnsi="Times New Roman" w:cs="Times New Roman"/>
+          <w:sz w:val="28"/>
+          <w:szCs w:val="28"/>
         </w:rPr>
         <w:t>8.  Soạn lộ trình phát triển tài năng trẻ trong công ty.</w:t>
       </w:r>
     </w:p>
     <w:p>
       <w:pPr>
-        <w:spacing/>
-        <w:ind w:left="620" w:hanging="360"/>
-        <w:rPr>
-          <w:rFonts w:ascii="Times New Roman" w:hAnsi="Times New Roman" w:cs="Times New Roman"/>
-          <w:sz w:val="28"/>
-          <w:szCs w:val="28"/>
-        </w:rPr>
-      </w:pPr>
-      <w:r>
-        <w:rPr>
-          <w:rFonts w:ascii="Times New Roman" w:hAnsi="Times New Roman" w:eastAsia="Times New Roman"/>
-          <w:sz w:val="28"/>
+        <w:spacing w:before="120" w:after="120" w:line="240" w:lineRule="auto"/>
+        <w:ind w:left="620" w:hanging="360"/>
+        <w:jc w:val="both"/>
+        <w:rPr>
+          <w:rFonts w:ascii="Times New Roman" w:hAnsi="Times New Roman" w:cs="Times New Roman"/>
+          <w:sz w:val="28"/>
+          <w:szCs w:val="28"/>
+        </w:rPr>
+      </w:pPr>
+      <w:r>
+        <w:rPr>
+          <w:rFonts w:ascii="Times New Roman" w:eastAsia="Times New Roman" w:hAnsi="Times New Roman" w:cs="Times New Roman"/>
+          <w:sz w:val="28"/>
+          <w:szCs w:val="28"/>
         </w:rPr>
         <w:t>9.  Hãy viết checklist cho leader để phát hiện và giữ chân nhân tài.</w:t>
       </w:r>
     </w:p>
     <w:p>
       <w:pPr>
-        <w:spacing/>
-        <w:ind w:left="620" w:hanging="360"/>
-        <w:rPr>
-          <w:rFonts w:ascii="Times New Roman" w:hAnsi="Times New Roman" w:cs="Times New Roman"/>
-          <w:sz w:val="28"/>
-          <w:szCs w:val="28"/>
-        </w:rPr>
-      </w:pPr>
-      <w:r>
-        <w:rPr>
-          <w:rFonts w:ascii="Times New Roman" w:hAnsi="Times New Roman" w:eastAsia="Times New Roman"/>
-          <w:sz w:val="28"/>
+        <w:spacing w:before="120" w:after="120" w:line="240" w:lineRule="auto"/>
+        <w:ind w:left="620" w:hanging="360"/>
+        <w:jc w:val="both"/>
+        <w:rPr>
+          <w:rFonts w:ascii="Times New Roman" w:hAnsi="Times New Roman" w:cs="Times New Roman"/>
+          <w:sz w:val="28"/>
+          <w:szCs w:val="28"/>
+        </w:rPr>
+      </w:pPr>
+      <w:r>
+        <w:rPr>
+          <w:rFonts w:ascii="Times New Roman" w:eastAsia="Times New Roman" w:hAnsi="Times New Roman" w:cs="Times New Roman"/>
+          <w:sz w:val="28"/>
+          <w:szCs w:val="28"/>
         </w:rPr>
         <w:t>10.Viết kịch bản truyền cảm hứng giúp nhân viên cảm thấy họ là một phần quan trọng của team.</w:t>
       </w:r>
     </w:p>
     <w:p>
       <w:pPr>
-        <w:keepNext w:val="0"/>
-        <w:keepLines w:val="0"/>
-        <w:spacing/>
+        <w:spacing w:before="120" w:after="120" w:line="240" w:lineRule="auto"/>
+        <w:jc w:val="both"/>
         <w:rPr>
           <w:rFonts w:ascii="Times New Roman" w:hAnsi="Times New Roman" w:cs="Times New Roman"/>
           <w:b/>
@@ -675,198 +749,218 @@
       </w:pPr>
       <w:r>
         <w:rPr>
-          <w:rFonts w:ascii="Times New Roman" w:hAnsi="Times New Roman" w:eastAsia="Times New Roman"/>
+          <w:rFonts w:ascii="Times New Roman" w:eastAsia="Times New Roman" w:hAnsi="Times New Roman" w:cs="Times New Roman"/>
           <w:b/>
           <w:sz w:val="28"/>
+          <w:szCs w:val="28"/>
         </w:rPr>
         <w:t>3. Quản lý hiệu suất (10 prompt)</w:t>
       </w:r>
     </w:p>
     <w:p>
       <w:pPr>
-        <w:spacing/>
-        <w:ind w:left="620" w:hanging="360"/>
-        <w:rPr>
-          <w:rFonts w:ascii="Times New Roman" w:hAnsi="Times New Roman" w:cs="Times New Roman"/>
-          <w:sz w:val="28"/>
-          <w:szCs w:val="28"/>
-        </w:rPr>
-      </w:pPr>
-      <w:r>
-        <w:rPr>
-          <w:rFonts w:ascii="Times New Roman" w:hAnsi="Times New Roman" w:eastAsia="Times New Roman"/>
-          <w:sz w:val="28"/>
+        <w:spacing w:before="120" w:after="120" w:line="240" w:lineRule="auto"/>
+        <w:ind w:left="620" w:hanging="360"/>
+        <w:jc w:val="both"/>
+        <w:rPr>
+          <w:rFonts w:ascii="Times New Roman" w:hAnsi="Times New Roman" w:cs="Times New Roman"/>
+          <w:sz w:val="28"/>
+          <w:szCs w:val="28"/>
+        </w:rPr>
+      </w:pPr>
+      <w:r>
+        <w:rPr>
+          <w:rFonts w:ascii="Times New Roman" w:eastAsia="Times New Roman" w:hAnsi="Times New Roman" w:cs="Times New Roman"/>
+          <w:sz w:val="28"/>
+          <w:szCs w:val="28"/>
         </w:rPr>
         <w:t>1.  Hãy viết hướng dẫn xây dựng hệ thống KPI cho phòng sales bán SP/DV = [___].</w:t>
       </w:r>
     </w:p>
     <w:p>
       <w:pPr>
-        <w:spacing/>
-        <w:ind w:left="620" w:hanging="360"/>
-        <w:rPr>
-          <w:rFonts w:ascii="Times New Roman" w:hAnsi="Times New Roman" w:cs="Times New Roman"/>
-          <w:sz w:val="28"/>
-          <w:szCs w:val="28"/>
-        </w:rPr>
-      </w:pPr>
-      <w:r>
-        <w:rPr>
-          <w:rFonts w:ascii="Times New Roman" w:hAnsi="Times New Roman" w:eastAsia="Times New Roman"/>
-          <w:sz w:val="28"/>
+        <w:spacing w:before="120" w:after="120" w:line="240" w:lineRule="auto"/>
+        <w:ind w:left="620" w:hanging="360"/>
+        <w:jc w:val="both"/>
+        <w:rPr>
+          <w:rFonts w:ascii="Times New Roman" w:hAnsi="Times New Roman" w:cs="Times New Roman"/>
+          <w:sz w:val="28"/>
+          <w:szCs w:val="28"/>
+        </w:rPr>
+      </w:pPr>
+      <w:r>
+        <w:rPr>
+          <w:rFonts w:ascii="Times New Roman" w:eastAsia="Times New Roman" w:hAnsi="Times New Roman" w:cs="Times New Roman"/>
+          <w:sz w:val="28"/>
+          <w:szCs w:val="28"/>
         </w:rPr>
         <w:t>2.  Soạn OKR quý cho team marketing, tập trung tăng trưởng doanh thu.</w:t>
       </w:r>
     </w:p>
     <w:p>
       <w:pPr>
-        <w:spacing/>
-        <w:ind w:left="620" w:hanging="360"/>
-        <w:rPr>
-          <w:rFonts w:ascii="Times New Roman" w:hAnsi="Times New Roman" w:cs="Times New Roman"/>
-          <w:sz w:val="28"/>
-          <w:szCs w:val="28"/>
-        </w:rPr>
-      </w:pPr>
-      <w:r>
-        <w:rPr>
-          <w:rFonts w:ascii="Times New Roman" w:hAnsi="Times New Roman" w:eastAsia="Times New Roman"/>
-          <w:sz w:val="28"/>
+        <w:spacing w:before="120" w:after="120" w:line="240" w:lineRule="auto"/>
+        <w:ind w:left="620" w:hanging="360"/>
+        <w:jc w:val="both"/>
+        <w:rPr>
+          <w:rFonts w:ascii="Times New Roman" w:hAnsi="Times New Roman" w:cs="Times New Roman"/>
+          <w:sz w:val="28"/>
+          <w:szCs w:val="28"/>
+        </w:rPr>
+      </w:pPr>
+      <w:r>
+        <w:rPr>
+          <w:rFonts w:ascii="Times New Roman" w:eastAsia="Times New Roman" w:hAnsi="Times New Roman" w:cs="Times New Roman"/>
+          <w:sz w:val="28"/>
+          <w:szCs w:val="28"/>
         </w:rPr>
         <w:t>3.  Viết kế hoạch theo dõi hiệu suất nhân viên bằng bảng dashboard trực quan.</w:t>
       </w:r>
     </w:p>
     <w:p>
       <w:pPr>
-        <w:spacing/>
-        <w:ind w:left="620" w:hanging="360"/>
-        <w:rPr>
-          <w:rFonts w:ascii="Times New Roman" w:hAnsi="Times New Roman" w:cs="Times New Roman"/>
-          <w:sz w:val="28"/>
-          <w:szCs w:val="28"/>
-        </w:rPr>
-      </w:pPr>
-      <w:r>
-        <w:rPr>
-          <w:rFonts w:ascii="Times New Roman" w:hAnsi="Times New Roman" w:eastAsia="Times New Roman"/>
-          <w:sz w:val="28"/>
+        <w:spacing w:before="120" w:after="120" w:line="240" w:lineRule="auto"/>
+        <w:ind w:left="620" w:hanging="360"/>
+        <w:jc w:val="both"/>
+        <w:rPr>
+          <w:rFonts w:ascii="Times New Roman" w:hAnsi="Times New Roman" w:cs="Times New Roman"/>
+          <w:sz w:val="28"/>
+          <w:szCs w:val="28"/>
+        </w:rPr>
+      </w:pPr>
+      <w:r>
+        <w:rPr>
+          <w:rFonts w:ascii="Times New Roman" w:eastAsia="Times New Roman" w:hAnsi="Times New Roman" w:cs="Times New Roman"/>
+          <w:sz w:val="28"/>
+          <w:szCs w:val="28"/>
         </w:rPr>
         <w:t>4.  Hãy viết checklist 10 bước để tổ chức buổi review hiệu suất hàng tháng.</w:t>
       </w:r>
     </w:p>
     <w:p>
       <w:pPr>
-        <w:spacing/>
-        <w:ind w:left="620" w:hanging="360"/>
-        <w:rPr>
-          <w:rFonts w:ascii="Times New Roman" w:hAnsi="Times New Roman" w:cs="Times New Roman"/>
-          <w:sz w:val="28"/>
-          <w:szCs w:val="28"/>
-        </w:rPr>
-      </w:pPr>
-      <w:r>
-        <w:rPr>
-          <w:rFonts w:ascii="Times New Roman" w:hAnsi="Times New Roman" w:eastAsia="Times New Roman"/>
-          <w:sz w:val="28"/>
+        <w:spacing w:before="120" w:after="120" w:line="240" w:lineRule="auto"/>
+        <w:ind w:left="620" w:hanging="360"/>
+        <w:jc w:val="both"/>
+        <w:rPr>
+          <w:rFonts w:ascii="Times New Roman" w:hAnsi="Times New Roman" w:cs="Times New Roman"/>
+          <w:sz w:val="28"/>
+          <w:szCs w:val="28"/>
+        </w:rPr>
+      </w:pPr>
+      <w:r>
+        <w:rPr>
+          <w:rFonts w:ascii="Times New Roman" w:eastAsia="Times New Roman" w:hAnsi="Times New Roman" w:cs="Times New Roman"/>
+          <w:sz w:val="28"/>
+          <w:szCs w:val="28"/>
         </w:rPr>
         <w:t>5.  Soạn kịch bản feedback hiệu suất nhân viên vừa khích lệ vừa định hướng cải thiện.</w:t>
       </w:r>
     </w:p>
     <w:p>
       <w:pPr>
-        <w:spacing/>
-        <w:ind w:left="620" w:hanging="360"/>
-        <w:rPr>
-          <w:rFonts w:ascii="Times New Roman" w:hAnsi="Times New Roman" w:cs="Times New Roman"/>
-          <w:sz w:val="28"/>
-          <w:szCs w:val="28"/>
-        </w:rPr>
-      </w:pPr>
-      <w:r>
-        <w:rPr>
-          <w:rFonts w:ascii="Times New Roman" w:hAnsi="Times New Roman" w:eastAsia="Times New Roman"/>
-          <w:sz w:val="28"/>
+        <w:spacing w:before="120" w:after="120" w:line="240" w:lineRule="auto"/>
+        <w:ind w:left="620" w:hanging="360"/>
+        <w:jc w:val="both"/>
+        <w:rPr>
+          <w:rFonts w:ascii="Times New Roman" w:hAnsi="Times New Roman" w:cs="Times New Roman"/>
+          <w:sz w:val="28"/>
+          <w:szCs w:val="28"/>
+        </w:rPr>
+      </w:pPr>
+      <w:r>
+        <w:rPr>
+          <w:rFonts w:ascii="Times New Roman" w:eastAsia="Times New Roman" w:hAnsi="Times New Roman" w:cs="Times New Roman"/>
+          <w:sz w:val="28"/>
+          <w:szCs w:val="28"/>
         </w:rPr>
         <w:t>6.  Hãy viết kế hoạch thưởng – phạt công bằng để thúc đẩy hiệu quả làm việc.</w:t>
       </w:r>
     </w:p>
     <w:p>
       <w:pPr>
-        <w:spacing/>
-        <w:ind w:left="620" w:hanging="360"/>
-        <w:rPr>
-          <w:rFonts w:ascii="Times New Roman" w:hAnsi="Times New Roman" w:cs="Times New Roman"/>
-          <w:sz w:val="28"/>
-          <w:szCs w:val="28"/>
-        </w:rPr>
-      </w:pPr>
-      <w:r>
-        <w:rPr>
-          <w:rFonts w:ascii="Times New Roman" w:hAnsi="Times New Roman" w:eastAsia="Times New Roman"/>
-          <w:sz w:val="28"/>
+        <w:spacing w:before="120" w:after="120" w:line="240" w:lineRule="auto"/>
+        <w:ind w:left="620" w:hanging="360"/>
+        <w:jc w:val="both"/>
+        <w:rPr>
+          <w:rFonts w:ascii="Times New Roman" w:hAnsi="Times New Roman" w:cs="Times New Roman"/>
+          <w:sz w:val="28"/>
+          <w:szCs w:val="28"/>
+        </w:rPr>
+      </w:pPr>
+      <w:r>
+        <w:rPr>
+          <w:rFonts w:ascii="Times New Roman" w:eastAsia="Times New Roman" w:hAnsi="Times New Roman" w:cs="Times New Roman"/>
+          <w:sz w:val="28"/>
+          <w:szCs w:val="28"/>
         </w:rPr>
         <w:t>7.  Viết bài blog về tầm quan trọng của “kết quả” thay vì “giờ làm việc”.</w:t>
       </w:r>
     </w:p>
     <w:p>
       <w:pPr>
-        <w:spacing/>
-        <w:ind w:left="620" w:hanging="360"/>
-        <w:rPr>
-          <w:rFonts w:ascii="Times New Roman" w:hAnsi="Times New Roman" w:cs="Times New Roman"/>
-          <w:sz w:val="28"/>
-          <w:szCs w:val="28"/>
-        </w:rPr>
-      </w:pPr>
-      <w:r>
-        <w:rPr>
-          <w:rFonts w:ascii="Times New Roman" w:hAnsi="Times New Roman" w:eastAsia="Times New Roman"/>
-          <w:sz w:val="28"/>
+        <w:spacing w:before="120" w:after="120" w:line="240" w:lineRule="auto"/>
+        <w:ind w:left="620" w:hanging="360"/>
+        <w:jc w:val="both"/>
+        <w:rPr>
+          <w:rFonts w:ascii="Times New Roman" w:hAnsi="Times New Roman" w:cs="Times New Roman"/>
+          <w:sz w:val="28"/>
+          <w:szCs w:val="28"/>
+        </w:rPr>
+      </w:pPr>
+      <w:r>
+        <w:rPr>
+          <w:rFonts w:ascii="Times New Roman" w:eastAsia="Times New Roman" w:hAnsi="Times New Roman" w:cs="Times New Roman"/>
+          <w:sz w:val="28"/>
+          <w:szCs w:val="28"/>
         </w:rPr>
         <w:t>8.  Hãy viết chiến lược xây dựng hệ thống đo lường năng suất từ xa cho nhân viên remote.</w:t>
       </w:r>
     </w:p>
     <w:p>
       <w:pPr>
-        <w:spacing/>
-        <w:ind w:left="620" w:hanging="360"/>
-        <w:rPr>
-          <w:rFonts w:ascii="Times New Roman" w:hAnsi="Times New Roman" w:cs="Times New Roman"/>
-          <w:sz w:val="28"/>
-          <w:szCs w:val="28"/>
-        </w:rPr>
-      </w:pPr>
-      <w:r>
-        <w:rPr>
-          <w:rFonts w:ascii="Times New Roman" w:hAnsi="Times New Roman" w:eastAsia="Times New Roman"/>
-          <w:sz w:val="28"/>
+        <w:spacing w:before="120" w:after="120" w:line="240" w:lineRule="auto"/>
+        <w:ind w:left="620" w:hanging="360"/>
+        <w:jc w:val="both"/>
+        <w:rPr>
+          <w:rFonts w:ascii="Times New Roman" w:hAnsi="Times New Roman" w:cs="Times New Roman"/>
+          <w:sz w:val="28"/>
+          <w:szCs w:val="28"/>
+        </w:rPr>
+      </w:pPr>
+      <w:r>
+        <w:rPr>
+          <w:rFonts w:ascii="Times New Roman" w:eastAsia="Times New Roman" w:hAnsi="Times New Roman" w:cs="Times New Roman"/>
+          <w:sz w:val="28"/>
+          <w:szCs w:val="28"/>
         </w:rPr>
         <w:t>9.  Soạn mẫu báo cáo hiệu suất tuần của nhân viên.</w:t>
       </w:r>
     </w:p>
     <w:p>
       <w:pPr>
-        <w:spacing/>
-        <w:ind w:left="620" w:hanging="360"/>
-        <w:rPr>
-          <w:rFonts w:ascii="Times New Roman" w:hAnsi="Times New Roman" w:cs="Times New Roman"/>
-          <w:sz w:val="28"/>
-          <w:szCs w:val="28"/>
-        </w:rPr>
-      </w:pPr>
-      <w:r>
-        <w:rPr>
-          <w:rFonts w:ascii="Times New Roman" w:hAnsi="Times New Roman" w:eastAsia="Times New Roman"/>
-          <w:sz w:val="28"/>
+        <w:spacing w:before="120" w:after="120" w:line="240" w:lineRule="auto"/>
+        <w:ind w:left="620" w:hanging="360"/>
+        <w:jc w:val="both"/>
+        <w:rPr>
+          <w:rFonts w:ascii="Times New Roman" w:hAnsi="Times New Roman" w:cs="Times New Roman"/>
+          <w:sz w:val="28"/>
+          <w:szCs w:val="28"/>
+        </w:rPr>
+      </w:pPr>
+      <w:r>
+        <w:rPr>
+          <w:rFonts w:ascii="Times New Roman" w:eastAsia="Times New Roman" w:hAnsi="Times New Roman" w:cs="Times New Roman"/>
+          <w:sz w:val="28"/>
+          <w:szCs w:val="28"/>
         </w:rPr>
         <w:t>10.Viết bài chia sẻ cách quản lý hiệu suất dựa trên mục tiêu thay vì micromanagement.</w:t>
       </w:r>
     </w:p>
     <w:p>
       <w:pPr>
-        <w:keepNext w:val="0"/>
-        <w:keepLines w:val="0"/>
-        <w:spacing/>
+        <w:spacing w:before="120" w:after="120" w:line="240" w:lineRule="auto"/>
+        <w:jc w:val="both"/>
         <w:rPr>
           <w:rFonts w:ascii="Times New Roman" w:hAnsi="Times New Roman" w:cs="Times New Roman"/>
           <w:b/>
@@ -877,198 +971,219 @@
       </w:pPr>
       <w:r>
         <w:rPr>
-          <w:rFonts w:ascii="Times New Roman" w:hAnsi="Times New Roman" w:eastAsia="Times New Roman"/>
+          <w:rFonts w:ascii="Times New Roman" w:eastAsia="Times New Roman" w:hAnsi="Times New Roman" w:cs="Times New Roman"/>
           <w:b/>
           <w:sz w:val="28"/>
+          <w:szCs w:val="28"/>
         </w:rPr>
         <w:t>4. Kỹ năng giao tiếp lãnh đạo (10 prompt)</w:t>
       </w:r>
     </w:p>
     <w:p>
       <w:pPr>
-        <w:spacing/>
-        <w:ind w:left="620" w:hanging="360"/>
-        <w:rPr>
-          <w:rFonts w:ascii="Times New Roman" w:hAnsi="Times New Roman" w:cs="Times New Roman"/>
-          <w:sz w:val="28"/>
-          <w:szCs w:val="28"/>
-        </w:rPr>
-      </w:pPr>
-      <w:r>
-        <w:rPr>
-          <w:rFonts w:ascii="Times New Roman" w:hAnsi="Times New Roman" w:eastAsia="Times New Roman"/>
-          <w:sz w:val="28"/>
-        </w:rPr>
+        <w:spacing w:before="120" w:after="120" w:line="240" w:lineRule="auto"/>
+        <w:ind w:left="620" w:hanging="360"/>
+        <w:jc w:val="both"/>
+        <w:rPr>
+          <w:rFonts w:ascii="Times New Roman" w:hAnsi="Times New Roman" w:cs="Times New Roman"/>
+          <w:sz w:val="28"/>
+          <w:szCs w:val="28"/>
+        </w:rPr>
+      </w:pPr>
+      <w:r>
+        <w:rPr>
+          <w:rFonts w:ascii="Times New Roman" w:eastAsia="Times New Roman" w:hAnsi="Times New Roman" w:cs="Times New Roman"/>
+          <w:sz w:val="28"/>
+          <w:szCs w:val="28"/>
+        </w:rPr>
+        <w:lastRenderedPageBreak/>
         <w:t>1.  Hãy viết kịch bản truyền đạt tầm nhìn công ty cho toàn bộ nhân viên.</w:t>
       </w:r>
     </w:p>
     <w:p>
       <w:pPr>
-        <w:spacing/>
-        <w:ind w:left="620" w:hanging="360"/>
-        <w:rPr>
-          <w:rFonts w:ascii="Times New Roman" w:hAnsi="Times New Roman" w:cs="Times New Roman"/>
-          <w:sz w:val="28"/>
-          <w:szCs w:val="28"/>
-        </w:rPr>
-      </w:pPr>
-      <w:r>
-        <w:rPr>
-          <w:rFonts w:ascii="Times New Roman" w:hAnsi="Times New Roman" w:eastAsia="Times New Roman"/>
-          <w:sz w:val="28"/>
+        <w:spacing w:before="120" w:after="120" w:line="240" w:lineRule="auto"/>
+        <w:ind w:left="620" w:hanging="360"/>
+        <w:jc w:val="both"/>
+        <w:rPr>
+          <w:rFonts w:ascii="Times New Roman" w:hAnsi="Times New Roman" w:cs="Times New Roman"/>
+          <w:sz w:val="28"/>
+          <w:szCs w:val="28"/>
+        </w:rPr>
+      </w:pPr>
+      <w:r>
+        <w:rPr>
+          <w:rFonts w:ascii="Times New Roman" w:eastAsia="Times New Roman" w:hAnsi="Times New Roman" w:cs="Times New Roman"/>
+          <w:sz w:val="28"/>
+          <w:szCs w:val="28"/>
         </w:rPr>
         <w:t>2.  Soạn bài phát biểu khích lệ trước khi team bắt đầu một dự án lớn.</w:t>
       </w:r>
     </w:p>
     <w:p>
       <w:pPr>
-        <w:spacing/>
-        <w:ind w:left="620" w:hanging="360"/>
-        <w:rPr>
-          <w:rFonts w:ascii="Times New Roman" w:hAnsi="Times New Roman" w:cs="Times New Roman"/>
-          <w:sz w:val="28"/>
-          <w:szCs w:val="28"/>
-        </w:rPr>
-      </w:pPr>
-      <w:r>
-        <w:rPr>
-          <w:rFonts w:ascii="Times New Roman" w:hAnsi="Times New Roman" w:eastAsia="Times New Roman"/>
-          <w:sz w:val="28"/>
+        <w:spacing w:before="120" w:after="120" w:line="240" w:lineRule="auto"/>
+        <w:ind w:left="620" w:hanging="360"/>
+        <w:jc w:val="both"/>
+        <w:rPr>
+          <w:rFonts w:ascii="Times New Roman" w:hAnsi="Times New Roman" w:cs="Times New Roman"/>
+          <w:sz w:val="28"/>
+          <w:szCs w:val="28"/>
+        </w:rPr>
+      </w:pPr>
+      <w:r>
+        <w:rPr>
+          <w:rFonts w:ascii="Times New Roman" w:eastAsia="Times New Roman" w:hAnsi="Times New Roman" w:cs="Times New Roman"/>
+          <w:sz w:val="28"/>
+          <w:szCs w:val="28"/>
         </w:rPr>
         <w:t>3.  Viết email truyền cảm hứng gửi cho toàn bộ nhân viên sau một quý đầy thử thách.</w:t>
       </w:r>
     </w:p>
     <w:p>
       <w:pPr>
-        <w:spacing/>
-        <w:ind w:left="620" w:hanging="360"/>
-        <w:rPr>
-          <w:rFonts w:ascii="Times New Roman" w:hAnsi="Times New Roman" w:cs="Times New Roman"/>
-          <w:sz w:val="28"/>
-          <w:szCs w:val="28"/>
-        </w:rPr>
-      </w:pPr>
-      <w:r>
-        <w:rPr>
-          <w:rFonts w:ascii="Times New Roman" w:hAnsi="Times New Roman" w:eastAsia="Times New Roman"/>
-          <w:sz w:val="28"/>
+        <w:spacing w:before="120" w:after="120" w:line="240" w:lineRule="auto"/>
+        <w:ind w:left="620" w:hanging="360"/>
+        <w:jc w:val="both"/>
+        <w:rPr>
+          <w:rFonts w:ascii="Times New Roman" w:hAnsi="Times New Roman" w:cs="Times New Roman"/>
+          <w:sz w:val="28"/>
+          <w:szCs w:val="28"/>
+        </w:rPr>
+      </w:pPr>
+      <w:r>
+        <w:rPr>
+          <w:rFonts w:ascii="Times New Roman" w:eastAsia="Times New Roman" w:hAnsi="Times New Roman" w:cs="Times New Roman"/>
+          <w:sz w:val="28"/>
+          <w:szCs w:val="28"/>
         </w:rPr>
         <w:t>4.  Hãy viết kịch bản truyền thông nội bộ khi công ty thay đổi chiến lược.</w:t>
       </w:r>
     </w:p>
     <w:p>
       <w:pPr>
-        <w:spacing/>
-        <w:ind w:left="620" w:hanging="360"/>
-        <w:rPr>
-          <w:rFonts w:ascii="Times New Roman" w:hAnsi="Times New Roman" w:cs="Times New Roman"/>
-          <w:sz w:val="28"/>
-          <w:szCs w:val="28"/>
-        </w:rPr>
-      </w:pPr>
-      <w:r>
-        <w:rPr>
-          <w:rFonts w:ascii="Times New Roman" w:hAnsi="Times New Roman" w:eastAsia="Times New Roman"/>
-          <w:sz w:val="28"/>
+        <w:spacing w:before="120" w:after="120" w:line="240" w:lineRule="auto"/>
+        <w:ind w:left="620" w:hanging="360"/>
+        <w:jc w:val="both"/>
+        <w:rPr>
+          <w:rFonts w:ascii="Times New Roman" w:hAnsi="Times New Roman" w:cs="Times New Roman"/>
+          <w:sz w:val="28"/>
+          <w:szCs w:val="28"/>
+        </w:rPr>
+      </w:pPr>
+      <w:r>
+        <w:rPr>
+          <w:rFonts w:ascii="Times New Roman" w:eastAsia="Times New Roman" w:hAnsi="Times New Roman" w:cs="Times New Roman"/>
+          <w:sz w:val="28"/>
+          <w:szCs w:val="28"/>
         </w:rPr>
         <w:t>5.  Soạn hướng dẫn kỹ năng lắng nghe cho lãnh đạo trong các buổi họp.</w:t>
       </w:r>
     </w:p>
     <w:p>
       <w:pPr>
-        <w:spacing/>
-        <w:ind w:left="620" w:hanging="360"/>
-        <w:rPr>
-          <w:rFonts w:ascii="Times New Roman" w:hAnsi="Times New Roman" w:cs="Times New Roman"/>
-          <w:sz w:val="28"/>
-          <w:szCs w:val="28"/>
-        </w:rPr>
-      </w:pPr>
-      <w:r>
-        <w:rPr>
-          <w:rFonts w:ascii="Times New Roman" w:hAnsi="Times New Roman" w:eastAsia="Times New Roman"/>
-          <w:sz w:val="28"/>
+        <w:spacing w:before="120" w:after="120" w:line="240" w:lineRule="auto"/>
+        <w:ind w:left="620" w:hanging="360"/>
+        <w:jc w:val="both"/>
+        <w:rPr>
+          <w:rFonts w:ascii="Times New Roman" w:hAnsi="Times New Roman" w:cs="Times New Roman"/>
+          <w:sz w:val="28"/>
+          <w:szCs w:val="28"/>
+        </w:rPr>
+      </w:pPr>
+      <w:r>
+        <w:rPr>
+          <w:rFonts w:ascii="Times New Roman" w:eastAsia="Times New Roman" w:hAnsi="Times New Roman" w:cs="Times New Roman"/>
+          <w:sz w:val="28"/>
+          <w:szCs w:val="28"/>
         </w:rPr>
         <w:t>6.  Viết kịch bản xử lý mâu thuẫn nội bộ giữa hai phòng ban.</w:t>
       </w:r>
     </w:p>
     <w:p>
       <w:pPr>
-        <w:spacing/>
-        <w:ind w:left="620" w:hanging="360"/>
-        <w:rPr>
-          <w:rFonts w:ascii="Times New Roman" w:hAnsi="Times New Roman" w:cs="Times New Roman"/>
-          <w:sz w:val="28"/>
-          <w:szCs w:val="28"/>
-        </w:rPr>
-      </w:pPr>
-      <w:r>
-        <w:rPr>
-          <w:rFonts w:ascii="Times New Roman" w:hAnsi="Times New Roman" w:eastAsia="Times New Roman"/>
-          <w:sz w:val="28"/>
+        <w:spacing w:before="120" w:after="120" w:line="240" w:lineRule="auto"/>
+        <w:ind w:left="620" w:hanging="360"/>
+        <w:jc w:val="both"/>
+        <w:rPr>
+          <w:rFonts w:ascii="Times New Roman" w:hAnsi="Times New Roman" w:cs="Times New Roman"/>
+          <w:sz w:val="28"/>
+          <w:szCs w:val="28"/>
+        </w:rPr>
+      </w:pPr>
+      <w:r>
+        <w:rPr>
+          <w:rFonts w:ascii="Times New Roman" w:eastAsia="Times New Roman" w:hAnsi="Times New Roman" w:cs="Times New Roman"/>
+          <w:sz w:val="28"/>
+          <w:szCs w:val="28"/>
         </w:rPr>
         <w:t>7.  Hãy viết email khen ngợi cá nhân xuất sắc trong team để lan tỏa tinh thần tích cực.</w:t>
       </w:r>
     </w:p>
     <w:p>
       <w:pPr>
-        <w:spacing/>
-        <w:ind w:left="620" w:hanging="360"/>
-        <w:rPr>
-          <w:rFonts w:ascii="Times New Roman" w:hAnsi="Times New Roman" w:cs="Times New Roman"/>
-          <w:sz w:val="28"/>
-          <w:szCs w:val="28"/>
-        </w:rPr>
-      </w:pPr>
-      <w:r>
-        <w:rPr>
-          <w:rFonts w:ascii="Times New Roman" w:hAnsi="Times New Roman" w:eastAsia="Times New Roman"/>
-          <w:sz w:val="28"/>
+        <w:spacing w:before="120" w:after="120" w:line="240" w:lineRule="auto"/>
+        <w:ind w:left="620" w:hanging="360"/>
+        <w:jc w:val="both"/>
+        <w:rPr>
+          <w:rFonts w:ascii="Times New Roman" w:hAnsi="Times New Roman" w:cs="Times New Roman"/>
+          <w:sz w:val="28"/>
+          <w:szCs w:val="28"/>
+        </w:rPr>
+      </w:pPr>
+      <w:r>
+        <w:rPr>
+          <w:rFonts w:ascii="Times New Roman" w:eastAsia="Times New Roman" w:hAnsi="Times New Roman" w:cs="Times New Roman"/>
+          <w:sz w:val="28"/>
+          <w:szCs w:val="28"/>
         </w:rPr>
         <w:t>8.  Viết kịch bản công bố thành tích và vinh danh tập thể khi đạt mục tiêu lớn.</w:t>
       </w:r>
     </w:p>
     <w:p>
       <w:pPr>
-        <w:spacing/>
-        <w:ind w:left="620" w:hanging="360"/>
-        <w:rPr>
-          <w:rFonts w:ascii="Times New Roman" w:hAnsi="Times New Roman" w:cs="Times New Roman"/>
-          <w:sz w:val="28"/>
-          <w:szCs w:val="28"/>
-        </w:rPr>
-      </w:pPr>
-      <w:r>
-        <w:rPr>
-          <w:rFonts w:ascii="Times New Roman" w:hAnsi="Times New Roman" w:eastAsia="Times New Roman"/>
-          <w:sz w:val="28"/>
+        <w:spacing w:before="120" w:after="120" w:line="240" w:lineRule="auto"/>
+        <w:ind w:left="620" w:hanging="360"/>
+        <w:jc w:val="both"/>
+        <w:rPr>
+          <w:rFonts w:ascii="Times New Roman" w:hAnsi="Times New Roman" w:cs="Times New Roman"/>
+          <w:sz w:val="28"/>
+          <w:szCs w:val="28"/>
+        </w:rPr>
+      </w:pPr>
+      <w:r>
+        <w:rPr>
+          <w:rFonts w:ascii="Times New Roman" w:eastAsia="Times New Roman" w:hAnsi="Times New Roman" w:cs="Times New Roman"/>
+          <w:sz w:val="28"/>
+          <w:szCs w:val="28"/>
         </w:rPr>
         <w:t>9.  Hãy viết kế hoạch truyền thông hai chiều để lãnh đạo kết nối với nhân viên.</w:t>
       </w:r>
     </w:p>
     <w:p>
       <w:pPr>
-        <w:spacing/>
-        <w:ind w:left="620" w:hanging="360"/>
-        <w:rPr>
-          <w:rFonts w:ascii="Times New Roman" w:hAnsi="Times New Roman" w:cs="Times New Roman"/>
-          <w:sz w:val="28"/>
-          <w:szCs w:val="28"/>
-        </w:rPr>
-      </w:pPr>
-      <w:r>
-        <w:rPr>
-          <w:rFonts w:ascii="Times New Roman" w:hAnsi="Times New Roman" w:eastAsia="Times New Roman"/>
-          <w:sz w:val="28"/>
+        <w:spacing w:before="120" w:after="120" w:line="240" w:lineRule="auto"/>
+        <w:ind w:left="620" w:hanging="360"/>
+        <w:jc w:val="both"/>
+        <w:rPr>
+          <w:rFonts w:ascii="Times New Roman" w:hAnsi="Times New Roman" w:cs="Times New Roman"/>
+          <w:sz w:val="28"/>
+          <w:szCs w:val="28"/>
+        </w:rPr>
+      </w:pPr>
+      <w:r>
+        <w:rPr>
+          <w:rFonts w:ascii="Times New Roman" w:eastAsia="Times New Roman" w:hAnsi="Times New Roman" w:cs="Times New Roman"/>
+          <w:sz w:val="28"/>
+          <w:szCs w:val="28"/>
         </w:rPr>
         <w:t>10.Soạn 10 câu nói truyền cảm hứng để leader dùng trong các cuộc họp quan trọng.</w:t>
       </w:r>
     </w:p>
     <w:p>
       <w:pPr>
-        <w:keepNext w:val="0"/>
-        <w:keepLines w:val="0"/>
-        <w:spacing/>
+        <w:spacing w:before="120" w:after="120" w:line="240" w:lineRule="auto"/>
+        <w:jc w:val="both"/>
         <w:rPr>
           <w:rFonts w:ascii="Times New Roman" w:hAnsi="Times New Roman" w:cs="Times New Roman"/>
           <w:b/>
@@ -1079,198 +1194,218 @@
       </w:pPr>
       <w:r>
         <w:rPr>
-          <w:rFonts w:ascii="Times New Roman" w:hAnsi="Times New Roman" w:eastAsia="Times New Roman"/>
+          <w:rFonts w:ascii="Times New Roman" w:eastAsia="Times New Roman" w:hAnsi="Times New Roman" w:cs="Times New Roman"/>
           <w:b/>
           <w:sz w:val="28"/>
+          <w:szCs w:val="28"/>
         </w:rPr>
         <w:t>5. Quản trị xung đột (10 prompt)</w:t>
       </w:r>
     </w:p>
     <w:p>
       <w:pPr>
-        <w:spacing/>
-        <w:ind w:left="620" w:hanging="360"/>
-        <w:rPr>
-          <w:rFonts w:ascii="Times New Roman" w:hAnsi="Times New Roman" w:cs="Times New Roman"/>
-          <w:sz w:val="28"/>
-          <w:szCs w:val="28"/>
-        </w:rPr>
-      </w:pPr>
-      <w:r>
-        <w:rPr>
-          <w:rFonts w:ascii="Times New Roman" w:hAnsi="Times New Roman" w:eastAsia="Times New Roman"/>
-          <w:sz w:val="28"/>
+        <w:spacing w:before="120" w:after="120" w:line="240" w:lineRule="auto"/>
+        <w:ind w:left="620" w:hanging="360"/>
+        <w:jc w:val="both"/>
+        <w:rPr>
+          <w:rFonts w:ascii="Times New Roman" w:hAnsi="Times New Roman" w:cs="Times New Roman"/>
+          <w:sz w:val="28"/>
+          <w:szCs w:val="28"/>
+        </w:rPr>
+      </w:pPr>
+      <w:r>
+        <w:rPr>
+          <w:rFonts w:ascii="Times New Roman" w:eastAsia="Times New Roman" w:hAnsi="Times New Roman" w:cs="Times New Roman"/>
+          <w:sz w:val="28"/>
+          <w:szCs w:val="28"/>
         </w:rPr>
         <w:t>1.  Hãy viết kịch bản xử lý khi hai nhân viên mâu thuẫn gay gắt ảnh hưởng đến công việc.</w:t>
       </w:r>
     </w:p>
     <w:p>
       <w:pPr>
-        <w:spacing/>
-        <w:ind w:left="620" w:hanging="360"/>
-        <w:rPr>
-          <w:rFonts w:ascii="Times New Roman" w:hAnsi="Times New Roman" w:cs="Times New Roman"/>
-          <w:sz w:val="28"/>
-          <w:szCs w:val="28"/>
-        </w:rPr>
-      </w:pPr>
-      <w:r>
-        <w:rPr>
-          <w:rFonts w:ascii="Times New Roman" w:hAnsi="Times New Roman" w:eastAsia="Times New Roman"/>
-          <w:sz w:val="28"/>
+        <w:spacing w:before="120" w:after="120" w:line="240" w:lineRule="auto"/>
+        <w:ind w:left="620" w:hanging="360"/>
+        <w:jc w:val="both"/>
+        <w:rPr>
+          <w:rFonts w:ascii="Times New Roman" w:hAnsi="Times New Roman" w:cs="Times New Roman"/>
+          <w:sz w:val="28"/>
+          <w:szCs w:val="28"/>
+        </w:rPr>
+      </w:pPr>
+      <w:r>
+        <w:rPr>
+          <w:rFonts w:ascii="Times New Roman" w:eastAsia="Times New Roman" w:hAnsi="Times New Roman" w:cs="Times New Roman"/>
+          <w:sz w:val="28"/>
+          <w:szCs w:val="28"/>
         </w:rPr>
         <w:t>2.  Soạn hướng dẫn 5 bước giải quyết xung đột nội bộ trong doanh nghiệp.</w:t>
       </w:r>
     </w:p>
     <w:p>
       <w:pPr>
-        <w:spacing/>
-        <w:ind w:left="620" w:hanging="360"/>
-        <w:rPr>
-          <w:rFonts w:ascii="Times New Roman" w:hAnsi="Times New Roman" w:cs="Times New Roman"/>
-          <w:sz w:val="28"/>
-          <w:szCs w:val="28"/>
-        </w:rPr>
-      </w:pPr>
-      <w:r>
-        <w:rPr>
-          <w:rFonts w:ascii="Times New Roman" w:hAnsi="Times New Roman" w:eastAsia="Times New Roman"/>
-          <w:sz w:val="28"/>
+        <w:spacing w:before="120" w:after="120" w:line="240" w:lineRule="auto"/>
+        <w:ind w:left="620" w:hanging="360"/>
+        <w:jc w:val="both"/>
+        <w:rPr>
+          <w:rFonts w:ascii="Times New Roman" w:hAnsi="Times New Roman" w:cs="Times New Roman"/>
+          <w:sz w:val="28"/>
+          <w:szCs w:val="28"/>
+        </w:rPr>
+      </w:pPr>
+      <w:r>
+        <w:rPr>
+          <w:rFonts w:ascii="Times New Roman" w:eastAsia="Times New Roman" w:hAnsi="Times New Roman" w:cs="Times New Roman"/>
+          <w:sz w:val="28"/>
+          <w:szCs w:val="28"/>
         </w:rPr>
         <w:t>3.  Viết bài blog về vai trò của lãnh đạo trong việc hóa giải mâu thuẫn.</w:t>
       </w:r>
     </w:p>
     <w:p>
       <w:pPr>
-        <w:spacing/>
-        <w:ind w:left="620" w:hanging="360"/>
-        <w:rPr>
-          <w:rFonts w:ascii="Times New Roman" w:hAnsi="Times New Roman" w:cs="Times New Roman"/>
-          <w:sz w:val="28"/>
-          <w:szCs w:val="28"/>
-        </w:rPr>
-      </w:pPr>
-      <w:r>
-        <w:rPr>
-          <w:rFonts w:ascii="Times New Roman" w:hAnsi="Times New Roman" w:eastAsia="Times New Roman"/>
-          <w:sz w:val="28"/>
+        <w:spacing w:before="120" w:after="120" w:line="240" w:lineRule="auto"/>
+        <w:ind w:left="620" w:hanging="360"/>
+        <w:jc w:val="both"/>
+        <w:rPr>
+          <w:rFonts w:ascii="Times New Roman" w:hAnsi="Times New Roman" w:cs="Times New Roman"/>
+          <w:sz w:val="28"/>
+          <w:szCs w:val="28"/>
+        </w:rPr>
+      </w:pPr>
+      <w:r>
+        <w:rPr>
+          <w:rFonts w:ascii="Times New Roman" w:eastAsia="Times New Roman" w:hAnsi="Times New Roman" w:cs="Times New Roman"/>
+          <w:sz w:val="28"/>
+          <w:szCs w:val="28"/>
         </w:rPr>
         <w:t>4.  Hãy viết kịch bản buổi hòa giải giữa quản lý và nhân viên bất đồng quan điểm.</w:t>
       </w:r>
     </w:p>
     <w:p>
       <w:pPr>
-        <w:spacing/>
-        <w:ind w:left="620" w:hanging="360"/>
-        <w:rPr>
-          <w:rFonts w:ascii="Times New Roman" w:hAnsi="Times New Roman" w:cs="Times New Roman"/>
-          <w:sz w:val="28"/>
-          <w:szCs w:val="28"/>
-        </w:rPr>
-      </w:pPr>
-      <w:r>
-        <w:rPr>
-          <w:rFonts w:ascii="Times New Roman" w:hAnsi="Times New Roman" w:eastAsia="Times New Roman"/>
-          <w:sz w:val="28"/>
+        <w:spacing w:before="120" w:after="120" w:line="240" w:lineRule="auto"/>
+        <w:ind w:left="620" w:hanging="360"/>
+        <w:jc w:val="both"/>
+        <w:rPr>
+          <w:rFonts w:ascii="Times New Roman" w:hAnsi="Times New Roman" w:cs="Times New Roman"/>
+          <w:sz w:val="28"/>
+          <w:szCs w:val="28"/>
+        </w:rPr>
+      </w:pPr>
+      <w:r>
+        <w:rPr>
+          <w:rFonts w:ascii="Times New Roman" w:eastAsia="Times New Roman" w:hAnsi="Times New Roman" w:cs="Times New Roman"/>
+          <w:sz w:val="28"/>
+          <w:szCs w:val="28"/>
         </w:rPr>
         <w:t>5.  Soạn kế hoạch phòng ngừa xung đột trong team đa quốc gia.</w:t>
       </w:r>
     </w:p>
     <w:p>
       <w:pPr>
-        <w:spacing/>
-        <w:ind w:left="620" w:hanging="360"/>
-        <w:rPr>
-          <w:rFonts w:ascii="Times New Roman" w:hAnsi="Times New Roman" w:cs="Times New Roman"/>
-          <w:sz w:val="28"/>
-          <w:szCs w:val="28"/>
-        </w:rPr>
-      </w:pPr>
-      <w:r>
-        <w:rPr>
-          <w:rFonts w:ascii="Times New Roman" w:hAnsi="Times New Roman" w:eastAsia="Times New Roman"/>
-          <w:sz w:val="28"/>
+        <w:spacing w:before="120" w:after="120" w:line="240" w:lineRule="auto"/>
+        <w:ind w:left="620" w:hanging="360"/>
+        <w:jc w:val="both"/>
+        <w:rPr>
+          <w:rFonts w:ascii="Times New Roman" w:hAnsi="Times New Roman" w:cs="Times New Roman"/>
+          <w:sz w:val="28"/>
+          <w:szCs w:val="28"/>
+        </w:rPr>
+      </w:pPr>
+      <w:r>
+        <w:rPr>
+          <w:rFonts w:ascii="Times New Roman" w:eastAsia="Times New Roman" w:hAnsi="Times New Roman" w:cs="Times New Roman"/>
+          <w:sz w:val="28"/>
+          <w:szCs w:val="28"/>
         </w:rPr>
         <w:t>6.  Viết kịch bản phản hồi khi nhân viên công khai chỉ trích chính sách công ty.</w:t>
       </w:r>
     </w:p>
     <w:p>
       <w:pPr>
-        <w:spacing/>
-        <w:ind w:left="620" w:hanging="360"/>
-        <w:rPr>
-          <w:rFonts w:ascii="Times New Roman" w:hAnsi="Times New Roman" w:cs="Times New Roman"/>
-          <w:sz w:val="28"/>
-          <w:szCs w:val="28"/>
-        </w:rPr>
-      </w:pPr>
-      <w:r>
-        <w:rPr>
-          <w:rFonts w:ascii="Times New Roman" w:hAnsi="Times New Roman" w:eastAsia="Times New Roman"/>
-          <w:sz w:val="28"/>
+        <w:spacing w:before="120" w:after="120" w:line="240" w:lineRule="auto"/>
+        <w:ind w:left="620" w:hanging="360"/>
+        <w:jc w:val="both"/>
+        <w:rPr>
+          <w:rFonts w:ascii="Times New Roman" w:hAnsi="Times New Roman" w:cs="Times New Roman"/>
+          <w:sz w:val="28"/>
+          <w:szCs w:val="28"/>
+        </w:rPr>
+      </w:pPr>
+      <w:r>
+        <w:rPr>
+          <w:rFonts w:ascii="Times New Roman" w:eastAsia="Times New Roman" w:hAnsi="Times New Roman" w:cs="Times New Roman"/>
+          <w:sz w:val="28"/>
+          <w:szCs w:val="28"/>
         </w:rPr>
         <w:t>7.  Hãy viết bài phân tích tại sao xung đột đôi khi cần thiết để đổi mới.</w:t>
       </w:r>
     </w:p>
     <w:p>
       <w:pPr>
-        <w:spacing/>
-        <w:ind w:left="620" w:hanging="360"/>
-        <w:rPr>
-          <w:rFonts w:ascii="Times New Roman" w:hAnsi="Times New Roman" w:cs="Times New Roman"/>
-          <w:sz w:val="28"/>
-          <w:szCs w:val="28"/>
-        </w:rPr>
-      </w:pPr>
-      <w:r>
-        <w:rPr>
-          <w:rFonts w:ascii="Times New Roman" w:hAnsi="Times New Roman" w:eastAsia="Times New Roman"/>
-          <w:sz w:val="28"/>
+        <w:spacing w:before="120" w:after="120" w:line="240" w:lineRule="auto"/>
+        <w:ind w:left="620" w:hanging="360"/>
+        <w:jc w:val="both"/>
+        <w:rPr>
+          <w:rFonts w:ascii="Times New Roman" w:hAnsi="Times New Roman" w:cs="Times New Roman"/>
+          <w:sz w:val="28"/>
+          <w:szCs w:val="28"/>
+        </w:rPr>
+      </w:pPr>
+      <w:r>
+        <w:rPr>
+          <w:rFonts w:ascii="Times New Roman" w:eastAsia="Times New Roman" w:hAnsi="Times New Roman" w:cs="Times New Roman"/>
+          <w:sz w:val="28"/>
+          <w:szCs w:val="28"/>
         </w:rPr>
         <w:t>8.  Viết hướng dẫn xây dựng “văn hóa tranh luận tích cực” trong công ty.</w:t>
       </w:r>
     </w:p>
     <w:p>
       <w:pPr>
-        <w:spacing/>
-        <w:ind w:left="620" w:hanging="360"/>
-        <w:rPr>
-          <w:rFonts w:ascii="Times New Roman" w:hAnsi="Times New Roman" w:cs="Times New Roman"/>
-          <w:sz w:val="28"/>
-          <w:szCs w:val="28"/>
-        </w:rPr>
-      </w:pPr>
-      <w:r>
-        <w:rPr>
-          <w:rFonts w:ascii="Times New Roman" w:hAnsi="Times New Roman" w:eastAsia="Times New Roman"/>
-          <w:sz w:val="28"/>
+        <w:spacing w:before="120" w:after="120" w:line="240" w:lineRule="auto"/>
+        <w:ind w:left="620" w:hanging="360"/>
+        <w:jc w:val="both"/>
+        <w:rPr>
+          <w:rFonts w:ascii="Times New Roman" w:hAnsi="Times New Roman" w:cs="Times New Roman"/>
+          <w:sz w:val="28"/>
+          <w:szCs w:val="28"/>
+        </w:rPr>
+      </w:pPr>
+      <w:r>
+        <w:rPr>
+          <w:rFonts w:ascii="Times New Roman" w:eastAsia="Times New Roman" w:hAnsi="Times New Roman" w:cs="Times New Roman"/>
+          <w:sz w:val="28"/>
+          <w:szCs w:val="28"/>
         </w:rPr>
         <w:t>9.  Soạn checklist 10 điều lãnh đạo cần làm khi có khủng hoảng nội bộ.</w:t>
       </w:r>
     </w:p>
     <w:p>
       <w:pPr>
-        <w:spacing/>
-        <w:ind w:left="620" w:hanging="360"/>
-        <w:rPr>
-          <w:rFonts w:ascii="Times New Roman" w:hAnsi="Times New Roman" w:cs="Times New Roman"/>
-          <w:sz w:val="28"/>
-          <w:szCs w:val="28"/>
-        </w:rPr>
-      </w:pPr>
-      <w:r>
-        <w:rPr>
-          <w:rFonts w:ascii="Times New Roman" w:hAnsi="Times New Roman" w:eastAsia="Times New Roman"/>
-          <w:sz w:val="28"/>
+        <w:spacing w:before="120" w:after="120" w:line="240" w:lineRule="auto"/>
+        <w:ind w:left="620" w:hanging="360"/>
+        <w:jc w:val="both"/>
+        <w:rPr>
+          <w:rFonts w:ascii="Times New Roman" w:hAnsi="Times New Roman" w:cs="Times New Roman"/>
+          <w:sz w:val="28"/>
+          <w:szCs w:val="28"/>
+        </w:rPr>
+      </w:pPr>
+      <w:r>
+        <w:rPr>
+          <w:rFonts w:ascii="Times New Roman" w:eastAsia="Times New Roman" w:hAnsi="Times New Roman" w:cs="Times New Roman"/>
+          <w:sz w:val="28"/>
+          <w:szCs w:val="28"/>
         </w:rPr>
         <w:t>10.Viết kịch bản buổi workshop “kỹ năng giải quyết mâu thuẫn” cho toàn bộ nhân viên.</w:t>
       </w:r>
     </w:p>
     <w:p>
       <w:pPr>
-        <w:keepNext w:val="0"/>
-        <w:keepLines w:val="0"/>
-        <w:spacing/>
+        <w:spacing w:before="120" w:after="120" w:line="240" w:lineRule="auto"/>
+        <w:jc w:val="both"/>
         <w:rPr>
           <w:rFonts w:ascii="Times New Roman" w:hAnsi="Times New Roman" w:cs="Times New Roman"/>
           <w:b/>
@@ -1281,198 +1416,219 @@
       </w:pPr>
       <w:r>
         <w:rPr>
-          <w:rFonts w:ascii="Times New Roman" w:hAnsi="Times New Roman" w:eastAsia="Times New Roman"/>
+          <w:rFonts w:ascii="Times New Roman" w:eastAsia="Times New Roman" w:hAnsi="Times New Roman" w:cs="Times New Roman"/>
           <w:b/>
           <w:sz w:val="28"/>
+          <w:szCs w:val="28"/>
         </w:rPr>
         <w:t>6. Truyền cảm hứng &amp; động viên nhân viên (10 prompt)</w:t>
       </w:r>
     </w:p>
     <w:p>
       <w:pPr>
-        <w:spacing/>
-        <w:ind w:left="620" w:hanging="360"/>
-        <w:rPr>
-          <w:rFonts w:ascii="Times New Roman" w:hAnsi="Times New Roman" w:cs="Times New Roman"/>
-          <w:sz w:val="28"/>
-          <w:szCs w:val="28"/>
-        </w:rPr>
-      </w:pPr>
-      <w:r>
-        <w:rPr>
-          <w:rFonts w:ascii="Times New Roman" w:hAnsi="Times New Roman" w:eastAsia="Times New Roman"/>
-          <w:sz w:val="28"/>
+        <w:spacing w:before="120" w:after="120" w:line="240" w:lineRule="auto"/>
+        <w:ind w:left="620" w:hanging="360"/>
+        <w:jc w:val="both"/>
+        <w:rPr>
+          <w:rFonts w:ascii="Times New Roman" w:hAnsi="Times New Roman" w:cs="Times New Roman"/>
+          <w:sz w:val="28"/>
+          <w:szCs w:val="28"/>
+        </w:rPr>
+      </w:pPr>
+      <w:r>
+        <w:rPr>
+          <w:rFonts w:ascii="Times New Roman" w:eastAsia="Times New Roman" w:hAnsi="Times New Roman" w:cs="Times New Roman"/>
+          <w:sz w:val="28"/>
+          <w:szCs w:val="28"/>
         </w:rPr>
         <w:t>1.  Hãy viết bài diễn văn 5 phút khích lệ nhân viên sau khi công ty thất bại trong một dự án lớn.</w:t>
       </w:r>
     </w:p>
     <w:p>
       <w:pPr>
-        <w:spacing/>
-        <w:ind w:left="620" w:hanging="360"/>
-        <w:rPr>
-          <w:rFonts w:ascii="Times New Roman" w:hAnsi="Times New Roman" w:cs="Times New Roman"/>
-          <w:sz w:val="28"/>
-          <w:szCs w:val="28"/>
-        </w:rPr>
-      </w:pPr>
-      <w:r>
-        <w:rPr>
-          <w:rFonts w:ascii="Times New Roman" w:hAnsi="Times New Roman" w:eastAsia="Times New Roman"/>
-          <w:sz w:val="28"/>
+        <w:spacing w:before="120" w:after="120" w:line="240" w:lineRule="auto"/>
+        <w:ind w:left="620" w:hanging="360"/>
+        <w:jc w:val="both"/>
+        <w:rPr>
+          <w:rFonts w:ascii="Times New Roman" w:hAnsi="Times New Roman" w:cs="Times New Roman"/>
+          <w:sz w:val="28"/>
+          <w:szCs w:val="28"/>
+        </w:rPr>
+      </w:pPr>
+      <w:r>
+        <w:rPr>
+          <w:rFonts w:ascii="Times New Roman" w:eastAsia="Times New Roman" w:hAnsi="Times New Roman" w:cs="Times New Roman"/>
+          <w:sz w:val="28"/>
+          <w:szCs w:val="28"/>
         </w:rPr>
         <w:t>2.  Soạn email gửi toàn bộ công ty để ăn mừng cột mốc đạt doanh thu 100 tỷ.</w:t>
       </w:r>
     </w:p>
     <w:p>
       <w:pPr>
-        <w:spacing/>
-        <w:ind w:left="620" w:hanging="360"/>
-        <w:rPr>
-          <w:rFonts w:ascii="Times New Roman" w:hAnsi="Times New Roman" w:cs="Times New Roman"/>
-          <w:sz w:val="28"/>
-          <w:szCs w:val="28"/>
-        </w:rPr>
-      </w:pPr>
-      <w:r>
-        <w:rPr>
-          <w:rFonts w:ascii="Times New Roman" w:hAnsi="Times New Roman" w:eastAsia="Times New Roman"/>
-          <w:sz w:val="28"/>
+        <w:spacing w:before="120" w:after="120" w:line="240" w:lineRule="auto"/>
+        <w:ind w:left="620" w:hanging="360"/>
+        <w:jc w:val="both"/>
+        <w:rPr>
+          <w:rFonts w:ascii="Times New Roman" w:hAnsi="Times New Roman" w:cs="Times New Roman"/>
+          <w:sz w:val="28"/>
+          <w:szCs w:val="28"/>
+        </w:rPr>
+      </w:pPr>
+      <w:r>
+        <w:rPr>
+          <w:rFonts w:ascii="Times New Roman" w:eastAsia="Times New Roman" w:hAnsi="Times New Roman" w:cs="Times New Roman"/>
+          <w:sz w:val="28"/>
+          <w:szCs w:val="28"/>
         </w:rPr>
         <w:t>3.  Viết 20 câu trích dẫn truyền cảm hứng mà leader có thể dùng trong họp tuần.</w:t>
       </w:r>
     </w:p>
     <w:p>
       <w:pPr>
-        <w:spacing/>
-        <w:ind w:left="620" w:hanging="360"/>
-        <w:rPr>
-          <w:rFonts w:ascii="Times New Roman" w:hAnsi="Times New Roman" w:cs="Times New Roman"/>
-          <w:sz w:val="28"/>
-          <w:szCs w:val="28"/>
-        </w:rPr>
-      </w:pPr>
-      <w:r>
-        <w:rPr>
-          <w:rFonts w:ascii="Times New Roman" w:hAnsi="Times New Roman" w:eastAsia="Times New Roman"/>
-          <w:sz w:val="28"/>
+        <w:spacing w:before="120" w:after="120" w:line="240" w:lineRule="auto"/>
+        <w:ind w:left="620" w:hanging="360"/>
+        <w:jc w:val="both"/>
+        <w:rPr>
+          <w:rFonts w:ascii="Times New Roman" w:hAnsi="Times New Roman" w:cs="Times New Roman"/>
+          <w:sz w:val="28"/>
+          <w:szCs w:val="28"/>
+        </w:rPr>
+      </w:pPr>
+      <w:r>
+        <w:rPr>
+          <w:rFonts w:ascii="Times New Roman" w:eastAsia="Times New Roman" w:hAnsi="Times New Roman" w:cs="Times New Roman"/>
+          <w:sz w:val="28"/>
+          <w:szCs w:val="28"/>
         </w:rPr>
         <w:t>4.  Hãy viết kịch bản video 2 phút truyền cảm hứng cho nhân viên mới gia nhập công ty.</w:t>
       </w:r>
     </w:p>
     <w:p>
       <w:pPr>
-        <w:spacing/>
-        <w:ind w:left="620" w:hanging="360"/>
-        <w:rPr>
-          <w:rFonts w:ascii="Times New Roman" w:hAnsi="Times New Roman" w:cs="Times New Roman"/>
-          <w:sz w:val="28"/>
-          <w:szCs w:val="28"/>
-        </w:rPr>
-      </w:pPr>
-      <w:r>
-        <w:rPr>
-          <w:rFonts w:ascii="Times New Roman" w:hAnsi="Times New Roman" w:eastAsia="Times New Roman"/>
-          <w:sz w:val="28"/>
-        </w:rPr>
+        <w:spacing w:before="120" w:after="120" w:line="240" w:lineRule="auto"/>
+        <w:ind w:left="620" w:hanging="360"/>
+        <w:jc w:val="both"/>
+        <w:rPr>
+          <w:rFonts w:ascii="Times New Roman" w:hAnsi="Times New Roman" w:cs="Times New Roman"/>
+          <w:sz w:val="28"/>
+          <w:szCs w:val="28"/>
+        </w:rPr>
+      </w:pPr>
+      <w:r>
+        <w:rPr>
+          <w:rFonts w:ascii="Times New Roman" w:eastAsia="Times New Roman" w:hAnsi="Times New Roman" w:cs="Times New Roman"/>
+          <w:sz w:val="28"/>
+          <w:szCs w:val="28"/>
+        </w:rPr>
+        <w:lastRenderedPageBreak/>
         <w:t>5.  Soạn bài post nội bộ khích lệ tinh thần chiến đấu trong mùa cao điểm bán hàng.</w:t>
       </w:r>
     </w:p>
     <w:p>
       <w:pPr>
-        <w:spacing/>
-        <w:ind w:left="620" w:hanging="360"/>
-        <w:rPr>
-          <w:rFonts w:ascii="Times New Roman" w:hAnsi="Times New Roman" w:cs="Times New Roman"/>
-          <w:sz w:val="28"/>
-          <w:szCs w:val="28"/>
-        </w:rPr>
-      </w:pPr>
-      <w:r>
-        <w:rPr>
-          <w:rFonts w:ascii="Times New Roman" w:hAnsi="Times New Roman" w:eastAsia="Times New Roman"/>
-          <w:sz w:val="28"/>
+        <w:spacing w:before="120" w:after="120" w:line="240" w:lineRule="auto"/>
+        <w:ind w:left="620" w:hanging="360"/>
+        <w:jc w:val="both"/>
+        <w:rPr>
+          <w:rFonts w:ascii="Times New Roman" w:hAnsi="Times New Roman" w:cs="Times New Roman"/>
+          <w:sz w:val="28"/>
+          <w:szCs w:val="28"/>
+        </w:rPr>
+      </w:pPr>
+      <w:r>
+        <w:rPr>
+          <w:rFonts w:ascii="Times New Roman" w:eastAsia="Times New Roman" w:hAnsi="Times New Roman" w:cs="Times New Roman"/>
+          <w:sz w:val="28"/>
+          <w:szCs w:val="28"/>
         </w:rPr>
         <w:t>6.  Viết kịch bản diễn văn vinh danh đội nhóm đạt thành tích xuất sắc.</w:t>
       </w:r>
     </w:p>
     <w:p>
       <w:pPr>
-        <w:spacing/>
-        <w:ind w:left="620" w:hanging="360"/>
-        <w:rPr>
-          <w:rFonts w:ascii="Times New Roman" w:hAnsi="Times New Roman" w:cs="Times New Roman"/>
-          <w:sz w:val="28"/>
-          <w:szCs w:val="28"/>
-        </w:rPr>
-      </w:pPr>
-      <w:r>
-        <w:rPr>
-          <w:rFonts w:ascii="Times New Roman" w:hAnsi="Times New Roman" w:eastAsia="Times New Roman"/>
-          <w:sz w:val="28"/>
+        <w:spacing w:before="120" w:after="120" w:line="240" w:lineRule="auto"/>
+        <w:ind w:left="620" w:hanging="360"/>
+        <w:jc w:val="both"/>
+        <w:rPr>
+          <w:rFonts w:ascii="Times New Roman" w:hAnsi="Times New Roman" w:cs="Times New Roman"/>
+          <w:sz w:val="28"/>
+          <w:szCs w:val="28"/>
+        </w:rPr>
+      </w:pPr>
+      <w:r>
+        <w:rPr>
+          <w:rFonts w:ascii="Times New Roman" w:eastAsia="Times New Roman" w:hAnsi="Times New Roman" w:cs="Times New Roman"/>
+          <w:sz w:val="28"/>
+          <w:szCs w:val="28"/>
         </w:rPr>
         <w:t>7.  Hãy viết kế hoạch tổ chức “Ngày vinh danh nhân viên” để lan tỏa văn hóa công ty.</w:t>
       </w:r>
     </w:p>
     <w:p>
       <w:pPr>
-        <w:spacing/>
-        <w:ind w:left="620" w:hanging="360"/>
-        <w:rPr>
-          <w:rFonts w:ascii="Times New Roman" w:hAnsi="Times New Roman" w:cs="Times New Roman"/>
-          <w:sz w:val="28"/>
-          <w:szCs w:val="28"/>
-        </w:rPr>
-      </w:pPr>
-      <w:r>
-        <w:rPr>
-          <w:rFonts w:ascii="Times New Roman" w:hAnsi="Times New Roman" w:eastAsia="Times New Roman"/>
-          <w:sz w:val="28"/>
+        <w:spacing w:before="120" w:after="120" w:line="240" w:lineRule="auto"/>
+        <w:ind w:left="620" w:hanging="360"/>
+        <w:jc w:val="both"/>
+        <w:rPr>
+          <w:rFonts w:ascii="Times New Roman" w:hAnsi="Times New Roman" w:cs="Times New Roman"/>
+          <w:sz w:val="28"/>
+          <w:szCs w:val="28"/>
+        </w:rPr>
+      </w:pPr>
+      <w:r>
+        <w:rPr>
+          <w:rFonts w:ascii="Times New Roman" w:eastAsia="Times New Roman" w:hAnsi="Times New Roman" w:cs="Times New Roman"/>
+          <w:sz w:val="28"/>
+          <w:szCs w:val="28"/>
         </w:rPr>
         <w:t>8.  Soạn 10 lời cảm ơn chân thành mà lãnh đạo có thể nói với team.</w:t>
       </w:r>
     </w:p>
     <w:p>
       <w:pPr>
-        <w:spacing/>
-        <w:ind w:left="620" w:hanging="360"/>
-        <w:rPr>
-          <w:rFonts w:ascii="Times New Roman" w:hAnsi="Times New Roman" w:cs="Times New Roman"/>
-          <w:sz w:val="28"/>
-          <w:szCs w:val="28"/>
-        </w:rPr>
-      </w:pPr>
-      <w:r>
-        <w:rPr>
-          <w:rFonts w:ascii="Times New Roman" w:hAnsi="Times New Roman" w:eastAsia="Times New Roman"/>
-          <w:sz w:val="28"/>
+        <w:spacing w:before="120" w:after="120" w:line="240" w:lineRule="auto"/>
+        <w:ind w:left="620" w:hanging="360"/>
+        <w:jc w:val="both"/>
+        <w:rPr>
+          <w:rFonts w:ascii="Times New Roman" w:hAnsi="Times New Roman" w:cs="Times New Roman"/>
+          <w:sz w:val="28"/>
+          <w:szCs w:val="28"/>
+        </w:rPr>
+      </w:pPr>
+      <w:r>
+        <w:rPr>
+          <w:rFonts w:ascii="Times New Roman" w:eastAsia="Times New Roman" w:hAnsi="Times New Roman" w:cs="Times New Roman"/>
+          <w:sz w:val="28"/>
+          <w:szCs w:val="28"/>
         </w:rPr>
         <w:t>9.  Viết kịch bản truyền động lực giúp nhân viên tin tưởng công ty trong khủng hoảng.</w:t>
       </w:r>
     </w:p>
     <w:p>
       <w:pPr>
-        <w:spacing/>
-        <w:ind w:left="620" w:hanging="360"/>
-        <w:rPr>
-          <w:rFonts w:ascii="Times New Roman" w:hAnsi="Times New Roman" w:cs="Times New Roman"/>
-          <w:sz w:val="28"/>
-          <w:szCs w:val="28"/>
-        </w:rPr>
-      </w:pPr>
-      <w:r>
-        <w:rPr>
-          <w:rFonts w:ascii="Times New Roman" w:hAnsi="Times New Roman" w:eastAsia="Times New Roman"/>
-          <w:sz w:val="28"/>
+        <w:spacing w:before="120" w:after="120" w:line="240" w:lineRule="auto"/>
+        <w:ind w:left="620" w:hanging="360"/>
+        <w:jc w:val="both"/>
+        <w:rPr>
+          <w:rFonts w:ascii="Times New Roman" w:hAnsi="Times New Roman" w:cs="Times New Roman"/>
+          <w:sz w:val="28"/>
+          <w:szCs w:val="28"/>
+        </w:rPr>
+      </w:pPr>
+      <w:r>
+        <w:rPr>
+          <w:rFonts w:ascii="Times New Roman" w:eastAsia="Times New Roman" w:hAnsi="Times New Roman" w:cs="Times New Roman"/>
+          <w:sz w:val="28"/>
+          <w:szCs w:val="28"/>
         </w:rPr>
         <w:t>10.Hãy soạn bài chia sẻ về tầm quan trọng của “sứ mệnh” và “giá trị” trong công việc.</w:t>
       </w:r>
     </w:p>
     <w:p>
       <w:pPr>
-        <w:keepNext w:val="0"/>
-        <w:keepLines w:val="0"/>
-        <w:spacing/>
+        <w:spacing w:before="120" w:after="120" w:line="240" w:lineRule="auto"/>
+        <w:jc w:val="both"/>
         <w:rPr>
           <w:rFonts w:ascii="Times New Roman" w:hAnsi="Times New Roman" w:cs="Times New Roman"/>
           <w:b/>
@@ -1483,198 +1639,218 @@
       </w:pPr>
       <w:r>
         <w:rPr>
-          <w:rFonts w:ascii="Times New Roman" w:hAnsi="Times New Roman" w:eastAsia="Times New Roman"/>
+          <w:rFonts w:ascii="Times New Roman" w:eastAsia="Times New Roman" w:hAnsi="Times New Roman" w:cs="Times New Roman"/>
           <w:b/>
           <w:sz w:val="28"/>
+          <w:szCs w:val="28"/>
         </w:rPr>
         <w:t>7. Huấn luyện &amp; phát triển nhân viên (10 prompt)</w:t>
       </w:r>
     </w:p>
     <w:p>
       <w:pPr>
-        <w:spacing/>
-        <w:ind w:left="620" w:hanging="360"/>
-        <w:rPr>
-          <w:rFonts w:ascii="Times New Roman" w:hAnsi="Times New Roman" w:cs="Times New Roman"/>
-          <w:sz w:val="28"/>
-          <w:szCs w:val="28"/>
-        </w:rPr>
-      </w:pPr>
-      <w:r>
-        <w:rPr>
-          <w:rFonts w:ascii="Times New Roman" w:hAnsi="Times New Roman" w:eastAsia="Times New Roman"/>
-          <w:sz w:val="28"/>
+        <w:spacing w:before="120" w:after="120" w:line="240" w:lineRule="auto"/>
+        <w:ind w:left="620" w:hanging="360"/>
+        <w:jc w:val="both"/>
+        <w:rPr>
+          <w:rFonts w:ascii="Times New Roman" w:hAnsi="Times New Roman" w:cs="Times New Roman"/>
+          <w:sz w:val="28"/>
+          <w:szCs w:val="28"/>
+        </w:rPr>
+      </w:pPr>
+      <w:r>
+        <w:rPr>
+          <w:rFonts w:ascii="Times New Roman" w:eastAsia="Times New Roman" w:hAnsi="Times New Roman" w:cs="Times New Roman"/>
+          <w:sz w:val="28"/>
+          <w:szCs w:val="28"/>
         </w:rPr>
         <w:t>1.  Hãy viết kế hoạch huấn luyện 30 ngày cho nhân viên sales bán SP/DV = [___].</w:t>
       </w:r>
     </w:p>
     <w:p>
       <w:pPr>
-        <w:spacing/>
-        <w:ind w:left="620" w:hanging="360"/>
-        <w:rPr>
-          <w:rFonts w:ascii="Times New Roman" w:hAnsi="Times New Roman" w:cs="Times New Roman"/>
-          <w:sz w:val="28"/>
-          <w:szCs w:val="28"/>
-        </w:rPr>
-      </w:pPr>
-      <w:r>
-        <w:rPr>
-          <w:rFonts w:ascii="Times New Roman" w:hAnsi="Times New Roman" w:eastAsia="Times New Roman"/>
-          <w:sz w:val="28"/>
+        <w:spacing w:before="120" w:after="120" w:line="240" w:lineRule="auto"/>
+        <w:ind w:left="620" w:hanging="360"/>
+        <w:jc w:val="both"/>
+        <w:rPr>
+          <w:rFonts w:ascii="Times New Roman" w:hAnsi="Times New Roman" w:cs="Times New Roman"/>
+          <w:sz w:val="28"/>
+          <w:szCs w:val="28"/>
+        </w:rPr>
+      </w:pPr>
+      <w:r>
+        <w:rPr>
+          <w:rFonts w:ascii="Times New Roman" w:eastAsia="Times New Roman" w:hAnsi="Times New Roman" w:cs="Times New Roman"/>
+          <w:sz w:val="28"/>
+          <w:szCs w:val="28"/>
         </w:rPr>
         <w:t>2.  Soạn khung chương trình đào tạo kỹ năng lãnh đạo cho nhân viên tiềm năng.</w:t>
       </w:r>
     </w:p>
     <w:p>
       <w:pPr>
-        <w:spacing/>
-        <w:ind w:left="620" w:hanging="360"/>
-        <w:rPr>
-          <w:rFonts w:ascii="Times New Roman" w:hAnsi="Times New Roman" w:cs="Times New Roman"/>
-          <w:sz w:val="28"/>
-          <w:szCs w:val="28"/>
-        </w:rPr>
-      </w:pPr>
-      <w:r>
-        <w:rPr>
-          <w:rFonts w:ascii="Times New Roman" w:hAnsi="Times New Roman" w:eastAsia="Times New Roman"/>
-          <w:sz w:val="28"/>
+        <w:spacing w:before="120" w:after="120" w:line="240" w:lineRule="auto"/>
+        <w:ind w:left="620" w:hanging="360"/>
+        <w:jc w:val="both"/>
+        <w:rPr>
+          <w:rFonts w:ascii="Times New Roman" w:hAnsi="Times New Roman" w:cs="Times New Roman"/>
+          <w:sz w:val="28"/>
+          <w:szCs w:val="28"/>
+        </w:rPr>
+      </w:pPr>
+      <w:r>
+        <w:rPr>
+          <w:rFonts w:ascii="Times New Roman" w:eastAsia="Times New Roman" w:hAnsi="Times New Roman" w:cs="Times New Roman"/>
+          <w:sz w:val="28"/>
+          <w:szCs w:val="28"/>
         </w:rPr>
         <w:t>3.  Viết kế hoạch mentoring 6 tháng giữa lãnh đạo và nhân viên mới.</w:t>
       </w:r>
     </w:p>
     <w:p>
       <w:pPr>
-        <w:spacing/>
-        <w:ind w:left="620" w:hanging="360"/>
-        <w:rPr>
-          <w:rFonts w:ascii="Times New Roman" w:hAnsi="Times New Roman" w:cs="Times New Roman"/>
-          <w:sz w:val="28"/>
-          <w:szCs w:val="28"/>
-        </w:rPr>
-      </w:pPr>
-      <w:r>
-        <w:rPr>
-          <w:rFonts w:ascii="Times New Roman" w:hAnsi="Times New Roman" w:eastAsia="Times New Roman"/>
-          <w:sz w:val="28"/>
+        <w:spacing w:before="120" w:after="120" w:line="240" w:lineRule="auto"/>
+        <w:ind w:left="620" w:hanging="360"/>
+        <w:jc w:val="both"/>
+        <w:rPr>
+          <w:rFonts w:ascii="Times New Roman" w:hAnsi="Times New Roman" w:cs="Times New Roman"/>
+          <w:sz w:val="28"/>
+          <w:szCs w:val="28"/>
+        </w:rPr>
+      </w:pPr>
+      <w:r>
+        <w:rPr>
+          <w:rFonts w:ascii="Times New Roman" w:eastAsia="Times New Roman" w:hAnsi="Times New Roman" w:cs="Times New Roman"/>
+          <w:sz w:val="28"/>
+          <w:szCs w:val="28"/>
         </w:rPr>
         <w:t>4.  Hãy viết bài hướng dẫn 5 bước phát hiện và phát triển nhân tài trong công ty.</w:t>
       </w:r>
     </w:p>
     <w:p>
       <w:pPr>
-        <w:spacing/>
-        <w:ind w:left="620" w:hanging="360"/>
-        <w:rPr>
-          <w:rFonts w:ascii="Times New Roman" w:hAnsi="Times New Roman" w:cs="Times New Roman"/>
-          <w:sz w:val="28"/>
-          <w:szCs w:val="28"/>
-        </w:rPr>
-      </w:pPr>
-      <w:r>
-        <w:rPr>
-          <w:rFonts w:ascii="Times New Roman" w:hAnsi="Times New Roman" w:eastAsia="Times New Roman"/>
-          <w:sz w:val="28"/>
+        <w:spacing w:before="120" w:after="120" w:line="240" w:lineRule="auto"/>
+        <w:ind w:left="620" w:hanging="360"/>
+        <w:jc w:val="both"/>
+        <w:rPr>
+          <w:rFonts w:ascii="Times New Roman" w:hAnsi="Times New Roman" w:cs="Times New Roman"/>
+          <w:sz w:val="28"/>
+          <w:szCs w:val="28"/>
+        </w:rPr>
+      </w:pPr>
+      <w:r>
+        <w:rPr>
+          <w:rFonts w:ascii="Times New Roman" w:eastAsia="Times New Roman" w:hAnsi="Times New Roman" w:cs="Times New Roman"/>
+          <w:sz w:val="28"/>
+          <w:szCs w:val="28"/>
         </w:rPr>
         <w:t>5.  Soạn kịch bản workshop kỹ năng mềm cho đội ngũ trẻ.</w:t>
       </w:r>
     </w:p>
     <w:p>
       <w:pPr>
-        <w:spacing/>
-        <w:ind w:left="620" w:hanging="360"/>
-        <w:rPr>
-          <w:rFonts w:ascii="Times New Roman" w:hAnsi="Times New Roman" w:cs="Times New Roman"/>
-          <w:sz w:val="28"/>
-          <w:szCs w:val="28"/>
-        </w:rPr>
-      </w:pPr>
-      <w:r>
-        <w:rPr>
-          <w:rFonts w:ascii="Times New Roman" w:hAnsi="Times New Roman" w:eastAsia="Times New Roman"/>
-          <w:sz w:val="28"/>
+        <w:spacing w:before="120" w:after="120" w:line="240" w:lineRule="auto"/>
+        <w:ind w:left="620" w:hanging="360"/>
+        <w:jc w:val="both"/>
+        <w:rPr>
+          <w:rFonts w:ascii="Times New Roman" w:hAnsi="Times New Roman" w:cs="Times New Roman"/>
+          <w:sz w:val="28"/>
+          <w:szCs w:val="28"/>
+        </w:rPr>
+      </w:pPr>
+      <w:r>
+        <w:rPr>
+          <w:rFonts w:ascii="Times New Roman" w:eastAsia="Times New Roman" w:hAnsi="Times New Roman" w:cs="Times New Roman"/>
+          <w:sz w:val="28"/>
+          <w:szCs w:val="28"/>
         </w:rPr>
         <w:t>6.  Viết kế hoạch huấn luyện kỹ năng giao tiếp cho nhân viên dịch vụ khách hàng.</w:t>
       </w:r>
     </w:p>
     <w:p>
       <w:pPr>
-        <w:spacing/>
-        <w:ind w:left="620" w:hanging="360"/>
-        <w:rPr>
-          <w:rFonts w:ascii="Times New Roman" w:hAnsi="Times New Roman" w:cs="Times New Roman"/>
-          <w:sz w:val="28"/>
-          <w:szCs w:val="28"/>
-        </w:rPr>
-      </w:pPr>
-      <w:r>
-        <w:rPr>
-          <w:rFonts w:ascii="Times New Roman" w:hAnsi="Times New Roman" w:eastAsia="Times New Roman"/>
-          <w:sz w:val="28"/>
+        <w:spacing w:before="120" w:after="120" w:line="240" w:lineRule="auto"/>
+        <w:ind w:left="620" w:hanging="360"/>
+        <w:jc w:val="both"/>
+        <w:rPr>
+          <w:rFonts w:ascii="Times New Roman" w:hAnsi="Times New Roman" w:cs="Times New Roman"/>
+          <w:sz w:val="28"/>
+          <w:szCs w:val="28"/>
+        </w:rPr>
+      </w:pPr>
+      <w:r>
+        <w:rPr>
+          <w:rFonts w:ascii="Times New Roman" w:eastAsia="Times New Roman" w:hAnsi="Times New Roman" w:cs="Times New Roman"/>
+          <w:sz w:val="28"/>
+          <w:szCs w:val="28"/>
         </w:rPr>
         <w:t>7.  Hãy viết checklist 20 kỹ năng cần có cho một nhân viên xuất sắc.</w:t>
       </w:r>
     </w:p>
     <w:p>
       <w:pPr>
-        <w:spacing/>
-        <w:ind w:left="620" w:hanging="360"/>
-        <w:rPr>
-          <w:rFonts w:ascii="Times New Roman" w:hAnsi="Times New Roman" w:cs="Times New Roman"/>
-          <w:sz w:val="28"/>
-          <w:szCs w:val="28"/>
-        </w:rPr>
-      </w:pPr>
-      <w:r>
-        <w:rPr>
-          <w:rFonts w:ascii="Times New Roman" w:hAnsi="Times New Roman" w:eastAsia="Times New Roman"/>
-          <w:sz w:val="28"/>
+        <w:spacing w:before="120" w:after="120" w:line="240" w:lineRule="auto"/>
+        <w:ind w:left="620" w:hanging="360"/>
+        <w:jc w:val="both"/>
+        <w:rPr>
+          <w:rFonts w:ascii="Times New Roman" w:hAnsi="Times New Roman" w:cs="Times New Roman"/>
+          <w:sz w:val="28"/>
+          <w:szCs w:val="28"/>
+        </w:rPr>
+      </w:pPr>
+      <w:r>
+        <w:rPr>
+          <w:rFonts w:ascii="Times New Roman" w:eastAsia="Times New Roman" w:hAnsi="Times New Roman" w:cs="Times New Roman"/>
+          <w:sz w:val="28"/>
+          <w:szCs w:val="28"/>
         </w:rPr>
         <w:t>8.  Viết kịch bản đào tạo kỹ năng giải quyết vấn đề cho đội ngũ nhân viên.</w:t>
       </w:r>
     </w:p>
     <w:p>
       <w:pPr>
-        <w:spacing/>
-        <w:ind w:left="620" w:hanging="360"/>
-        <w:rPr>
-          <w:rFonts w:ascii="Times New Roman" w:hAnsi="Times New Roman" w:cs="Times New Roman"/>
-          <w:sz w:val="28"/>
-          <w:szCs w:val="28"/>
-        </w:rPr>
-      </w:pPr>
-      <w:r>
-        <w:rPr>
-          <w:rFonts w:ascii="Times New Roman" w:hAnsi="Times New Roman" w:eastAsia="Times New Roman"/>
-          <w:sz w:val="28"/>
+        <w:spacing w:before="120" w:after="120" w:line="240" w:lineRule="auto"/>
+        <w:ind w:left="620" w:hanging="360"/>
+        <w:jc w:val="both"/>
+        <w:rPr>
+          <w:rFonts w:ascii="Times New Roman" w:hAnsi="Times New Roman" w:cs="Times New Roman"/>
+          <w:sz w:val="28"/>
+          <w:szCs w:val="28"/>
+        </w:rPr>
+      </w:pPr>
+      <w:r>
+        <w:rPr>
+          <w:rFonts w:ascii="Times New Roman" w:eastAsia="Times New Roman" w:hAnsi="Times New Roman" w:cs="Times New Roman"/>
+          <w:sz w:val="28"/>
+          <w:szCs w:val="28"/>
         </w:rPr>
         <w:t>9.  Hãy soạn kế hoạch coaching 1-1 cho nhân viên muốn thăng tiến.</w:t>
       </w:r>
     </w:p>
     <w:p>
       <w:pPr>
-        <w:spacing/>
-        <w:ind w:left="620" w:hanging="360"/>
-        <w:rPr>
-          <w:rFonts w:ascii="Times New Roman" w:hAnsi="Times New Roman" w:cs="Times New Roman"/>
-          <w:sz w:val="28"/>
-          <w:szCs w:val="28"/>
-        </w:rPr>
-      </w:pPr>
-      <w:r>
-        <w:rPr>
-          <w:rFonts w:ascii="Times New Roman" w:hAnsi="Times New Roman" w:eastAsia="Times New Roman"/>
-          <w:sz w:val="28"/>
+        <w:spacing w:before="120" w:after="120" w:line="240" w:lineRule="auto"/>
+        <w:ind w:left="620" w:hanging="360"/>
+        <w:jc w:val="both"/>
+        <w:rPr>
+          <w:rFonts w:ascii="Times New Roman" w:hAnsi="Times New Roman" w:cs="Times New Roman"/>
+          <w:sz w:val="28"/>
+          <w:szCs w:val="28"/>
+        </w:rPr>
+      </w:pPr>
+      <w:r>
+        <w:rPr>
+          <w:rFonts w:ascii="Times New Roman" w:eastAsia="Times New Roman" w:hAnsi="Times New Roman" w:cs="Times New Roman"/>
+          <w:sz w:val="28"/>
+          <w:szCs w:val="28"/>
         </w:rPr>
         <w:t>10.Viết lộ trình phát triển nghề nghiệp cá nhân cho nhân viên cấp trung.</w:t>
       </w:r>
     </w:p>
     <w:p>
       <w:pPr>
-        <w:keepNext w:val="0"/>
-        <w:keepLines w:val="0"/>
-        <w:spacing/>
+        <w:spacing w:before="120" w:after="120" w:line="240" w:lineRule="auto"/>
+        <w:jc w:val="both"/>
         <w:rPr>
           <w:rFonts w:ascii="Times New Roman" w:hAnsi="Times New Roman" w:cs="Times New Roman"/>
           <w:b/>
@@ -1685,198 +1861,219 @@
       </w:pPr>
       <w:r>
         <w:rPr>
-          <w:rFonts w:ascii="Times New Roman" w:hAnsi="Times New Roman" w:eastAsia="Times New Roman"/>
+          <w:rFonts w:ascii="Times New Roman" w:eastAsia="Times New Roman" w:hAnsi="Times New Roman" w:cs="Times New Roman"/>
           <w:b/>
           <w:sz w:val="28"/>
+          <w:szCs w:val="28"/>
         </w:rPr>
         <w:t>8. Văn hóa doanh nghiệp (10 prompt)</w:t>
       </w:r>
     </w:p>
     <w:p>
       <w:pPr>
-        <w:spacing/>
-        <w:ind w:left="620" w:hanging="360"/>
-        <w:rPr>
-          <w:rFonts w:ascii="Times New Roman" w:hAnsi="Times New Roman" w:cs="Times New Roman"/>
-          <w:sz w:val="28"/>
-          <w:szCs w:val="28"/>
-        </w:rPr>
-      </w:pPr>
-      <w:r>
-        <w:rPr>
-          <w:rFonts w:ascii="Times New Roman" w:hAnsi="Times New Roman" w:eastAsia="Times New Roman"/>
-          <w:sz w:val="28"/>
+        <w:spacing w:before="120" w:after="120" w:line="240" w:lineRule="auto"/>
+        <w:ind w:left="620" w:hanging="360"/>
+        <w:jc w:val="both"/>
+        <w:rPr>
+          <w:rFonts w:ascii="Times New Roman" w:hAnsi="Times New Roman" w:cs="Times New Roman"/>
+          <w:sz w:val="28"/>
+          <w:szCs w:val="28"/>
+        </w:rPr>
+      </w:pPr>
+      <w:r>
+        <w:rPr>
+          <w:rFonts w:ascii="Times New Roman" w:eastAsia="Times New Roman" w:hAnsi="Times New Roman" w:cs="Times New Roman"/>
+          <w:sz w:val="28"/>
+          <w:szCs w:val="28"/>
         </w:rPr>
         <w:t>1.  Hãy viết bản tuyên ngôn văn hóa doanh nghiệp cho công ty startup.</w:t>
       </w:r>
     </w:p>
     <w:p>
       <w:pPr>
-        <w:spacing/>
-        <w:ind w:left="620" w:hanging="360"/>
-        <w:rPr>
-          <w:rFonts w:ascii="Times New Roman" w:hAnsi="Times New Roman" w:cs="Times New Roman"/>
-          <w:sz w:val="28"/>
-          <w:szCs w:val="28"/>
-        </w:rPr>
-      </w:pPr>
-      <w:r>
-        <w:rPr>
-          <w:rFonts w:ascii="Times New Roman" w:hAnsi="Times New Roman" w:eastAsia="Times New Roman"/>
-          <w:sz w:val="28"/>
+        <w:spacing w:before="120" w:after="120" w:line="240" w:lineRule="auto"/>
+        <w:ind w:left="620" w:hanging="360"/>
+        <w:jc w:val="both"/>
+        <w:rPr>
+          <w:rFonts w:ascii="Times New Roman" w:hAnsi="Times New Roman" w:cs="Times New Roman"/>
+          <w:sz w:val="28"/>
+          <w:szCs w:val="28"/>
+        </w:rPr>
+      </w:pPr>
+      <w:r>
+        <w:rPr>
+          <w:rFonts w:ascii="Times New Roman" w:eastAsia="Times New Roman" w:hAnsi="Times New Roman" w:cs="Times New Roman"/>
+          <w:sz w:val="28"/>
+          <w:szCs w:val="28"/>
         </w:rPr>
         <w:t>2.  Soạn kế hoạch xây dựng văn hóa “khách hàng là trung tâm”.</w:t>
       </w:r>
     </w:p>
     <w:p>
       <w:pPr>
-        <w:spacing/>
-        <w:ind w:left="620" w:hanging="360"/>
-        <w:rPr>
-          <w:rFonts w:ascii="Times New Roman" w:hAnsi="Times New Roman" w:cs="Times New Roman"/>
-          <w:sz w:val="28"/>
-          <w:szCs w:val="28"/>
-        </w:rPr>
-      </w:pPr>
-      <w:r>
-        <w:rPr>
-          <w:rFonts w:ascii="Times New Roman" w:hAnsi="Times New Roman" w:eastAsia="Times New Roman"/>
-          <w:sz w:val="28"/>
+        <w:spacing w:before="120" w:after="120" w:line="240" w:lineRule="auto"/>
+        <w:ind w:left="620" w:hanging="360"/>
+        <w:jc w:val="both"/>
+        <w:rPr>
+          <w:rFonts w:ascii="Times New Roman" w:hAnsi="Times New Roman" w:cs="Times New Roman"/>
+          <w:sz w:val="28"/>
+          <w:szCs w:val="28"/>
+        </w:rPr>
+      </w:pPr>
+      <w:r>
+        <w:rPr>
+          <w:rFonts w:ascii="Times New Roman" w:eastAsia="Times New Roman" w:hAnsi="Times New Roman" w:cs="Times New Roman"/>
+          <w:sz w:val="28"/>
+          <w:szCs w:val="28"/>
         </w:rPr>
         <w:t>3.  Viết 10 quy tắc ứng xử nội bộ để xây dựng môi trường làm việc tích cực.</w:t>
       </w:r>
     </w:p>
     <w:p>
       <w:pPr>
-        <w:spacing/>
-        <w:ind w:left="620" w:hanging="360"/>
-        <w:rPr>
-          <w:rFonts w:ascii="Times New Roman" w:hAnsi="Times New Roman" w:cs="Times New Roman"/>
-          <w:sz w:val="28"/>
-          <w:szCs w:val="28"/>
-        </w:rPr>
-      </w:pPr>
-      <w:r>
-        <w:rPr>
-          <w:rFonts w:ascii="Times New Roman" w:hAnsi="Times New Roman" w:eastAsia="Times New Roman"/>
-          <w:sz w:val="28"/>
+        <w:spacing w:before="120" w:after="120" w:line="240" w:lineRule="auto"/>
+        <w:ind w:left="620" w:hanging="360"/>
+        <w:jc w:val="both"/>
+        <w:rPr>
+          <w:rFonts w:ascii="Times New Roman" w:hAnsi="Times New Roman" w:cs="Times New Roman"/>
+          <w:sz w:val="28"/>
+          <w:szCs w:val="28"/>
+        </w:rPr>
+      </w:pPr>
+      <w:r>
+        <w:rPr>
+          <w:rFonts w:ascii="Times New Roman" w:eastAsia="Times New Roman" w:hAnsi="Times New Roman" w:cs="Times New Roman"/>
+          <w:sz w:val="28"/>
+          <w:szCs w:val="28"/>
         </w:rPr>
         <w:t>4.  Hãy viết kịch bản tổ chức sự kiện “Ngày văn hóa công ty”.</w:t>
       </w:r>
     </w:p>
     <w:p>
       <w:pPr>
-        <w:spacing/>
-        <w:ind w:left="620" w:hanging="360"/>
-        <w:rPr>
-          <w:rFonts w:ascii="Times New Roman" w:hAnsi="Times New Roman" w:cs="Times New Roman"/>
-          <w:sz w:val="28"/>
-          <w:szCs w:val="28"/>
-        </w:rPr>
-      </w:pPr>
-      <w:r>
-        <w:rPr>
-          <w:rFonts w:ascii="Times New Roman" w:hAnsi="Times New Roman" w:eastAsia="Times New Roman"/>
-          <w:sz w:val="28"/>
+        <w:spacing w:before="120" w:after="120" w:line="240" w:lineRule="auto"/>
+        <w:ind w:left="620" w:hanging="360"/>
+        <w:jc w:val="both"/>
+        <w:rPr>
+          <w:rFonts w:ascii="Times New Roman" w:hAnsi="Times New Roman" w:cs="Times New Roman"/>
+          <w:sz w:val="28"/>
+          <w:szCs w:val="28"/>
+        </w:rPr>
+      </w:pPr>
+      <w:r>
+        <w:rPr>
+          <w:rFonts w:ascii="Times New Roman" w:eastAsia="Times New Roman" w:hAnsi="Times New Roman" w:cs="Times New Roman"/>
+          <w:sz w:val="28"/>
+          <w:szCs w:val="28"/>
         </w:rPr>
         <w:t>5.  Soạn bài blog chia sẻ về tầm quan trọng của văn hóa doanh nghiệp trong thành công lâu dài.</w:t>
       </w:r>
     </w:p>
     <w:p>
       <w:pPr>
-        <w:spacing/>
-        <w:ind w:left="620" w:hanging="360"/>
-        <w:rPr>
-          <w:rFonts w:ascii="Times New Roman" w:hAnsi="Times New Roman" w:cs="Times New Roman"/>
-          <w:sz w:val="28"/>
-          <w:szCs w:val="28"/>
-        </w:rPr>
-      </w:pPr>
-      <w:r>
-        <w:rPr>
-          <w:rFonts w:ascii="Times New Roman" w:hAnsi="Times New Roman" w:eastAsia="Times New Roman"/>
-          <w:sz w:val="28"/>
+        <w:spacing w:before="120" w:after="120" w:line="240" w:lineRule="auto"/>
+        <w:ind w:left="620" w:hanging="360"/>
+        <w:jc w:val="both"/>
+        <w:rPr>
+          <w:rFonts w:ascii="Times New Roman" w:hAnsi="Times New Roman" w:cs="Times New Roman"/>
+          <w:sz w:val="28"/>
+          <w:szCs w:val="28"/>
+        </w:rPr>
+      </w:pPr>
+      <w:r>
+        <w:rPr>
+          <w:rFonts w:ascii="Times New Roman" w:eastAsia="Times New Roman" w:hAnsi="Times New Roman" w:cs="Times New Roman"/>
+          <w:sz w:val="28"/>
+          <w:szCs w:val="28"/>
         </w:rPr>
         <w:t>6.  Viết kế hoạch lan tỏa giá trị cốt lõi đến toàn bộ nhân viên.</w:t>
       </w:r>
     </w:p>
     <w:p>
       <w:pPr>
-        <w:spacing/>
-        <w:ind w:left="620" w:hanging="360"/>
-        <w:rPr>
-          <w:rFonts w:ascii="Times New Roman" w:hAnsi="Times New Roman" w:cs="Times New Roman"/>
-          <w:sz w:val="28"/>
-          <w:szCs w:val="28"/>
-        </w:rPr>
-      </w:pPr>
-      <w:r>
-        <w:rPr>
-          <w:rFonts w:ascii="Times New Roman" w:hAnsi="Times New Roman" w:eastAsia="Times New Roman"/>
-          <w:sz w:val="28"/>
+        <w:spacing w:before="120" w:after="120" w:line="240" w:lineRule="auto"/>
+        <w:ind w:left="620" w:hanging="360"/>
+        <w:jc w:val="both"/>
+        <w:rPr>
+          <w:rFonts w:ascii="Times New Roman" w:hAnsi="Times New Roman" w:cs="Times New Roman"/>
+          <w:sz w:val="28"/>
+          <w:szCs w:val="28"/>
+        </w:rPr>
+      </w:pPr>
+      <w:r>
+        <w:rPr>
+          <w:rFonts w:ascii="Times New Roman" w:eastAsia="Times New Roman" w:hAnsi="Times New Roman" w:cs="Times New Roman"/>
+          <w:sz w:val="28"/>
+          <w:szCs w:val="28"/>
         </w:rPr>
         <w:t>7.  Hãy soạn bài phát biểu của CEO về văn hóa đổi mới sáng tạo.</w:t>
       </w:r>
     </w:p>
     <w:p>
       <w:pPr>
-        <w:spacing/>
-        <w:ind w:left="620" w:hanging="360"/>
-        <w:rPr>
-          <w:rFonts w:ascii="Times New Roman" w:hAnsi="Times New Roman" w:cs="Times New Roman"/>
-          <w:sz w:val="28"/>
-          <w:szCs w:val="28"/>
-        </w:rPr>
-      </w:pPr>
-      <w:r>
-        <w:rPr>
-          <w:rFonts w:ascii="Times New Roman" w:hAnsi="Times New Roman" w:eastAsia="Times New Roman"/>
-          <w:sz w:val="28"/>
+        <w:spacing w:before="120" w:after="120" w:line="240" w:lineRule="auto"/>
+        <w:ind w:left="620" w:hanging="360"/>
+        <w:jc w:val="both"/>
+        <w:rPr>
+          <w:rFonts w:ascii="Times New Roman" w:hAnsi="Times New Roman" w:cs="Times New Roman"/>
+          <w:sz w:val="28"/>
+          <w:szCs w:val="28"/>
+        </w:rPr>
+      </w:pPr>
+      <w:r>
+        <w:rPr>
+          <w:rFonts w:ascii="Times New Roman" w:eastAsia="Times New Roman" w:hAnsi="Times New Roman" w:cs="Times New Roman"/>
+          <w:sz w:val="28"/>
+          <w:szCs w:val="28"/>
         </w:rPr>
         <w:t>8.  Viết kịch bản truyền thông nội bộ để củng cố tinh thần đồng đội.</w:t>
       </w:r>
     </w:p>
     <w:p>
       <w:pPr>
-        <w:spacing/>
-        <w:ind w:left="620" w:hanging="360"/>
-        <w:rPr>
-          <w:rFonts w:ascii="Times New Roman" w:hAnsi="Times New Roman" w:cs="Times New Roman"/>
-          <w:sz w:val="28"/>
-          <w:szCs w:val="28"/>
-        </w:rPr>
-      </w:pPr>
-      <w:r>
-        <w:rPr>
-          <w:rFonts w:ascii="Times New Roman" w:hAnsi="Times New Roman" w:eastAsia="Times New Roman"/>
-          <w:sz w:val="28"/>
+        <w:spacing w:before="120" w:after="120" w:line="240" w:lineRule="auto"/>
+        <w:ind w:left="620" w:hanging="360"/>
+        <w:jc w:val="both"/>
+        <w:rPr>
+          <w:rFonts w:ascii="Times New Roman" w:hAnsi="Times New Roman" w:cs="Times New Roman"/>
+          <w:sz w:val="28"/>
+          <w:szCs w:val="28"/>
+        </w:rPr>
+      </w:pPr>
+      <w:r>
+        <w:rPr>
+          <w:rFonts w:ascii="Times New Roman" w:eastAsia="Times New Roman" w:hAnsi="Times New Roman" w:cs="Times New Roman"/>
+          <w:sz w:val="28"/>
+          <w:szCs w:val="28"/>
         </w:rPr>
         <w:t>9.  Hãy viết kế hoạch “Employee Happiness Program” cho công ty.</w:t>
       </w:r>
     </w:p>
     <w:p>
       <w:pPr>
-        <w:spacing/>
-        <w:ind w:left="620" w:hanging="360"/>
-        <w:rPr>
-          <w:rFonts w:ascii="Times New Roman" w:hAnsi="Times New Roman" w:cs="Times New Roman"/>
-          <w:sz w:val="28"/>
-          <w:szCs w:val="28"/>
-        </w:rPr>
-      </w:pPr>
-      <w:r>
-        <w:rPr>
-          <w:rFonts w:ascii="Times New Roman" w:hAnsi="Times New Roman" w:eastAsia="Times New Roman"/>
-          <w:sz w:val="28"/>
-        </w:rPr>
+        <w:spacing w:before="120" w:after="120" w:line="240" w:lineRule="auto"/>
+        <w:ind w:left="620" w:hanging="360"/>
+        <w:jc w:val="both"/>
+        <w:rPr>
+          <w:rFonts w:ascii="Times New Roman" w:hAnsi="Times New Roman" w:cs="Times New Roman"/>
+          <w:sz w:val="28"/>
+          <w:szCs w:val="28"/>
+        </w:rPr>
+      </w:pPr>
+      <w:r>
+        <w:rPr>
+          <w:rFonts w:ascii="Times New Roman" w:eastAsia="Times New Roman" w:hAnsi="Times New Roman" w:cs="Times New Roman"/>
+          <w:sz w:val="28"/>
+          <w:szCs w:val="28"/>
+        </w:rPr>
+        <w:lastRenderedPageBreak/>
         <w:t>10.Soạn 20 câu khẩu hiệu văn hóa truyền cảm hứng cho doanh nghiệp.</w:t>
       </w:r>
     </w:p>
     <w:p>
       <w:pPr>
-        <w:keepNext w:val="0"/>
-        <w:keepLines w:val="0"/>
-        <w:spacing/>
+        <w:spacing w:before="120" w:after="120" w:line="240" w:lineRule="auto"/>
+        <w:jc w:val="both"/>
         <w:rPr>
           <w:rFonts w:ascii="Times New Roman" w:hAnsi="Times New Roman" w:cs="Times New Roman"/>
           <w:b/>
@@ -1887,198 +2084,218 @@
       </w:pPr>
       <w:r>
         <w:rPr>
-          <w:rFonts w:ascii="Times New Roman" w:hAnsi="Times New Roman" w:eastAsia="Times New Roman"/>
+          <w:rFonts w:ascii="Times New Roman" w:eastAsia="Times New Roman" w:hAnsi="Times New Roman" w:cs="Times New Roman"/>
           <w:b/>
           <w:sz w:val="28"/>
+          <w:szCs w:val="28"/>
         </w:rPr>
         <w:t>9. Lãnh đạo trong khủng hoảng (10 prompt)</w:t>
       </w:r>
     </w:p>
     <w:p>
       <w:pPr>
-        <w:spacing/>
-        <w:ind w:left="620" w:hanging="360"/>
-        <w:rPr>
-          <w:rFonts w:ascii="Times New Roman" w:hAnsi="Times New Roman" w:cs="Times New Roman"/>
-          <w:sz w:val="28"/>
-          <w:szCs w:val="28"/>
-        </w:rPr>
-      </w:pPr>
-      <w:r>
-        <w:rPr>
-          <w:rFonts w:ascii="Times New Roman" w:hAnsi="Times New Roman" w:eastAsia="Times New Roman"/>
-          <w:sz w:val="28"/>
+        <w:spacing w:before="120" w:after="120" w:line="240" w:lineRule="auto"/>
+        <w:ind w:left="620" w:hanging="360"/>
+        <w:jc w:val="both"/>
+        <w:rPr>
+          <w:rFonts w:ascii="Times New Roman" w:hAnsi="Times New Roman" w:cs="Times New Roman"/>
+          <w:sz w:val="28"/>
+          <w:szCs w:val="28"/>
+        </w:rPr>
+      </w:pPr>
+      <w:r>
+        <w:rPr>
+          <w:rFonts w:ascii="Times New Roman" w:eastAsia="Times New Roman" w:hAnsi="Times New Roman" w:cs="Times New Roman"/>
+          <w:sz w:val="28"/>
+          <w:szCs w:val="28"/>
         </w:rPr>
         <w:t>1.  Hãy viết kịch bản họp khẩn khi doanh thu công ty giảm 50%.</w:t>
       </w:r>
     </w:p>
     <w:p>
       <w:pPr>
-        <w:spacing/>
-        <w:ind w:left="620" w:hanging="360"/>
-        <w:rPr>
-          <w:rFonts w:ascii="Times New Roman" w:hAnsi="Times New Roman" w:cs="Times New Roman"/>
-          <w:sz w:val="28"/>
-          <w:szCs w:val="28"/>
-        </w:rPr>
-      </w:pPr>
-      <w:r>
-        <w:rPr>
-          <w:rFonts w:ascii="Times New Roman" w:hAnsi="Times New Roman" w:eastAsia="Times New Roman"/>
-          <w:sz w:val="28"/>
+        <w:spacing w:before="120" w:after="120" w:line="240" w:lineRule="auto"/>
+        <w:ind w:left="620" w:hanging="360"/>
+        <w:jc w:val="both"/>
+        <w:rPr>
+          <w:rFonts w:ascii="Times New Roman" w:hAnsi="Times New Roman" w:cs="Times New Roman"/>
+          <w:sz w:val="28"/>
+          <w:szCs w:val="28"/>
+        </w:rPr>
+      </w:pPr>
+      <w:r>
+        <w:rPr>
+          <w:rFonts w:ascii="Times New Roman" w:eastAsia="Times New Roman" w:hAnsi="Times New Roman" w:cs="Times New Roman"/>
+          <w:sz w:val="28"/>
+          <w:szCs w:val="28"/>
         </w:rPr>
         <w:t>2.  Soạn bài diễn văn trấn an nhân viên trong thời kỳ khủng hoảng kinh tế.</w:t>
       </w:r>
     </w:p>
     <w:p>
       <w:pPr>
-        <w:spacing/>
-        <w:ind w:left="620" w:hanging="360"/>
-        <w:rPr>
-          <w:rFonts w:ascii="Times New Roman" w:hAnsi="Times New Roman" w:cs="Times New Roman"/>
-          <w:sz w:val="28"/>
-          <w:szCs w:val="28"/>
-        </w:rPr>
-      </w:pPr>
-      <w:r>
-        <w:rPr>
-          <w:rFonts w:ascii="Times New Roman" w:hAnsi="Times New Roman" w:eastAsia="Times New Roman"/>
-          <w:sz w:val="28"/>
+        <w:spacing w:before="120" w:after="120" w:line="240" w:lineRule="auto"/>
+        <w:ind w:left="620" w:hanging="360"/>
+        <w:jc w:val="both"/>
+        <w:rPr>
+          <w:rFonts w:ascii="Times New Roman" w:hAnsi="Times New Roman" w:cs="Times New Roman"/>
+          <w:sz w:val="28"/>
+          <w:szCs w:val="28"/>
+        </w:rPr>
+      </w:pPr>
+      <w:r>
+        <w:rPr>
+          <w:rFonts w:ascii="Times New Roman" w:eastAsia="Times New Roman" w:hAnsi="Times New Roman" w:cs="Times New Roman"/>
+          <w:sz w:val="28"/>
+          <w:szCs w:val="28"/>
         </w:rPr>
         <w:t>3.  Viết kế hoạch truyền thông minh bạch khi công ty đối mặt chỉ trích trên mạng xã hội.</w:t>
       </w:r>
     </w:p>
     <w:p>
       <w:pPr>
-        <w:spacing/>
-        <w:ind w:left="620" w:hanging="360"/>
-        <w:rPr>
-          <w:rFonts w:ascii="Times New Roman" w:hAnsi="Times New Roman" w:cs="Times New Roman"/>
-          <w:sz w:val="28"/>
-          <w:szCs w:val="28"/>
-        </w:rPr>
-      </w:pPr>
-      <w:r>
-        <w:rPr>
-          <w:rFonts w:ascii="Times New Roman" w:hAnsi="Times New Roman" w:eastAsia="Times New Roman"/>
-          <w:sz w:val="28"/>
+        <w:spacing w:before="120" w:after="120" w:line="240" w:lineRule="auto"/>
+        <w:ind w:left="620" w:hanging="360"/>
+        <w:jc w:val="both"/>
+        <w:rPr>
+          <w:rFonts w:ascii="Times New Roman" w:hAnsi="Times New Roman" w:cs="Times New Roman"/>
+          <w:sz w:val="28"/>
+          <w:szCs w:val="28"/>
+        </w:rPr>
+      </w:pPr>
+      <w:r>
+        <w:rPr>
+          <w:rFonts w:ascii="Times New Roman" w:eastAsia="Times New Roman" w:hAnsi="Times New Roman" w:cs="Times New Roman"/>
+          <w:sz w:val="28"/>
+          <w:szCs w:val="28"/>
         </w:rPr>
         <w:t>4.  Hãy viết checklist 20 điều cần làm cho lãnh đạo khi khủng hoảng xảy ra.</w:t>
       </w:r>
     </w:p>
     <w:p>
       <w:pPr>
-        <w:spacing/>
-        <w:ind w:left="620" w:hanging="360"/>
-        <w:rPr>
-          <w:rFonts w:ascii="Times New Roman" w:hAnsi="Times New Roman" w:cs="Times New Roman"/>
-          <w:sz w:val="28"/>
-          <w:szCs w:val="28"/>
-        </w:rPr>
-      </w:pPr>
-      <w:r>
-        <w:rPr>
-          <w:rFonts w:ascii="Times New Roman" w:hAnsi="Times New Roman" w:eastAsia="Times New Roman"/>
-          <w:sz w:val="28"/>
+        <w:spacing w:before="120" w:after="120" w:line="240" w:lineRule="auto"/>
+        <w:ind w:left="620" w:hanging="360"/>
+        <w:jc w:val="both"/>
+        <w:rPr>
+          <w:rFonts w:ascii="Times New Roman" w:hAnsi="Times New Roman" w:cs="Times New Roman"/>
+          <w:sz w:val="28"/>
+          <w:szCs w:val="28"/>
+        </w:rPr>
+      </w:pPr>
+      <w:r>
+        <w:rPr>
+          <w:rFonts w:ascii="Times New Roman" w:eastAsia="Times New Roman" w:hAnsi="Times New Roman" w:cs="Times New Roman"/>
+          <w:sz w:val="28"/>
+          <w:szCs w:val="28"/>
         </w:rPr>
         <w:t>5.  Soạn kịch bản thương lượng với cổ đông để giữ sự ổn định cho công ty.</w:t>
       </w:r>
     </w:p>
     <w:p>
       <w:pPr>
-        <w:spacing/>
-        <w:ind w:left="620" w:hanging="360"/>
-        <w:rPr>
-          <w:rFonts w:ascii="Times New Roman" w:hAnsi="Times New Roman" w:cs="Times New Roman"/>
-          <w:sz w:val="28"/>
-          <w:szCs w:val="28"/>
-        </w:rPr>
-      </w:pPr>
-      <w:r>
-        <w:rPr>
-          <w:rFonts w:ascii="Times New Roman" w:hAnsi="Times New Roman" w:eastAsia="Times New Roman"/>
-          <w:sz w:val="28"/>
+        <w:spacing w:before="120" w:after="120" w:line="240" w:lineRule="auto"/>
+        <w:ind w:left="620" w:hanging="360"/>
+        <w:jc w:val="both"/>
+        <w:rPr>
+          <w:rFonts w:ascii="Times New Roman" w:hAnsi="Times New Roman" w:cs="Times New Roman"/>
+          <w:sz w:val="28"/>
+          <w:szCs w:val="28"/>
+        </w:rPr>
+      </w:pPr>
+      <w:r>
+        <w:rPr>
+          <w:rFonts w:ascii="Times New Roman" w:eastAsia="Times New Roman" w:hAnsi="Times New Roman" w:cs="Times New Roman"/>
+          <w:sz w:val="28"/>
+          <w:szCs w:val="28"/>
         </w:rPr>
         <w:t>6.  Viết kế hoạch duy trì tinh thần làm việc của nhân viên trong mùa dịch bệnh.</w:t>
       </w:r>
     </w:p>
     <w:p>
       <w:pPr>
-        <w:spacing/>
-        <w:ind w:left="620" w:hanging="360"/>
-        <w:rPr>
-          <w:rFonts w:ascii="Times New Roman" w:hAnsi="Times New Roman" w:cs="Times New Roman"/>
-          <w:sz w:val="28"/>
-          <w:szCs w:val="28"/>
-        </w:rPr>
-      </w:pPr>
-      <w:r>
-        <w:rPr>
-          <w:rFonts w:ascii="Times New Roman" w:hAnsi="Times New Roman" w:eastAsia="Times New Roman"/>
-          <w:sz w:val="28"/>
+        <w:spacing w:before="120" w:after="120" w:line="240" w:lineRule="auto"/>
+        <w:ind w:left="620" w:hanging="360"/>
+        <w:jc w:val="both"/>
+        <w:rPr>
+          <w:rFonts w:ascii="Times New Roman" w:hAnsi="Times New Roman" w:cs="Times New Roman"/>
+          <w:sz w:val="28"/>
+          <w:szCs w:val="28"/>
+        </w:rPr>
+      </w:pPr>
+      <w:r>
+        <w:rPr>
+          <w:rFonts w:ascii="Times New Roman" w:eastAsia="Times New Roman" w:hAnsi="Times New Roman" w:cs="Times New Roman"/>
+          <w:sz w:val="28"/>
+          <w:szCs w:val="28"/>
         </w:rPr>
         <w:t>7.  Hãy viết bài chia sẻ bài học lãnh đạo sau một cuộc khủng hoảng lớn.</w:t>
       </w:r>
     </w:p>
     <w:p>
       <w:pPr>
-        <w:spacing/>
-        <w:ind w:left="620" w:hanging="360"/>
-        <w:rPr>
-          <w:rFonts w:ascii="Times New Roman" w:hAnsi="Times New Roman" w:cs="Times New Roman"/>
-          <w:sz w:val="28"/>
-          <w:szCs w:val="28"/>
-        </w:rPr>
-      </w:pPr>
-      <w:r>
-        <w:rPr>
-          <w:rFonts w:ascii="Times New Roman" w:hAnsi="Times New Roman" w:eastAsia="Times New Roman"/>
-          <w:sz w:val="28"/>
+        <w:spacing w:before="120" w:after="120" w:line="240" w:lineRule="auto"/>
+        <w:ind w:left="620" w:hanging="360"/>
+        <w:jc w:val="both"/>
+        <w:rPr>
+          <w:rFonts w:ascii="Times New Roman" w:hAnsi="Times New Roman" w:cs="Times New Roman"/>
+          <w:sz w:val="28"/>
+          <w:szCs w:val="28"/>
+        </w:rPr>
+      </w:pPr>
+      <w:r>
+        <w:rPr>
+          <w:rFonts w:ascii="Times New Roman" w:eastAsia="Times New Roman" w:hAnsi="Times New Roman" w:cs="Times New Roman"/>
+          <w:sz w:val="28"/>
+          <w:szCs w:val="28"/>
         </w:rPr>
         <w:t>8.  Viết kịch bản họp báo minh bạch với truyền thông khi công ty gặp sự cố.</w:t>
       </w:r>
     </w:p>
     <w:p>
       <w:pPr>
-        <w:spacing/>
-        <w:ind w:left="620" w:hanging="360"/>
-        <w:rPr>
-          <w:rFonts w:ascii="Times New Roman" w:hAnsi="Times New Roman" w:cs="Times New Roman"/>
-          <w:sz w:val="28"/>
-          <w:szCs w:val="28"/>
-        </w:rPr>
-      </w:pPr>
-      <w:r>
-        <w:rPr>
-          <w:rFonts w:ascii="Times New Roman" w:hAnsi="Times New Roman" w:eastAsia="Times New Roman"/>
-          <w:sz w:val="28"/>
+        <w:spacing w:before="120" w:after="120" w:line="240" w:lineRule="auto"/>
+        <w:ind w:left="620" w:hanging="360"/>
+        <w:jc w:val="both"/>
+        <w:rPr>
+          <w:rFonts w:ascii="Times New Roman" w:hAnsi="Times New Roman" w:cs="Times New Roman"/>
+          <w:sz w:val="28"/>
+          <w:szCs w:val="28"/>
+        </w:rPr>
+      </w:pPr>
+      <w:r>
+        <w:rPr>
+          <w:rFonts w:ascii="Times New Roman" w:eastAsia="Times New Roman" w:hAnsi="Times New Roman" w:cs="Times New Roman"/>
+          <w:sz w:val="28"/>
+          <w:szCs w:val="28"/>
         </w:rPr>
         <w:t>9.  Hãy viết kế hoạch phục hồi hoạt động sau khủng hoảng 90 ngày.</w:t>
       </w:r>
     </w:p>
     <w:p>
       <w:pPr>
-        <w:spacing/>
-        <w:ind w:left="620" w:hanging="360"/>
-        <w:rPr>
-          <w:rFonts w:ascii="Times New Roman" w:hAnsi="Times New Roman" w:cs="Times New Roman"/>
-          <w:sz w:val="28"/>
-          <w:szCs w:val="28"/>
-        </w:rPr>
-      </w:pPr>
-      <w:r>
-        <w:rPr>
-          <w:rFonts w:ascii="Times New Roman" w:hAnsi="Times New Roman" w:eastAsia="Times New Roman"/>
-          <w:sz w:val="28"/>
+        <w:spacing w:before="120" w:after="120" w:line="240" w:lineRule="auto"/>
+        <w:ind w:left="620" w:hanging="360"/>
+        <w:jc w:val="both"/>
+        <w:rPr>
+          <w:rFonts w:ascii="Times New Roman" w:hAnsi="Times New Roman" w:cs="Times New Roman"/>
+          <w:sz w:val="28"/>
+          <w:szCs w:val="28"/>
+        </w:rPr>
+      </w:pPr>
+      <w:r>
+        <w:rPr>
+          <w:rFonts w:ascii="Times New Roman" w:eastAsia="Times New Roman" w:hAnsi="Times New Roman" w:cs="Times New Roman"/>
+          <w:sz w:val="28"/>
+          <w:szCs w:val="28"/>
         </w:rPr>
         <w:t>10.Soạn bài phát biểu khích lệ tinh thần “khủng hoảng là cơ hội” cho toàn công ty.</w:t>
       </w:r>
     </w:p>
     <w:p>
       <w:pPr>
-        <w:keepNext w:val="0"/>
-        <w:keepLines w:val="0"/>
-        <w:spacing/>
+        <w:spacing w:before="120" w:after="120" w:line="240" w:lineRule="auto"/>
+        <w:jc w:val="both"/>
         <w:rPr>
           <w:rFonts w:ascii="Times New Roman" w:hAnsi="Times New Roman" w:cs="Times New Roman"/>
           <w:b/>
@@ -2089,189 +2306,210 @@
       </w:pPr>
       <w:r>
         <w:rPr>
-          <w:rFonts w:ascii="Times New Roman" w:hAnsi="Times New Roman" w:eastAsia="Times New Roman"/>
+          <w:rFonts w:ascii="Times New Roman" w:eastAsia="Times New Roman" w:hAnsi="Times New Roman" w:cs="Times New Roman"/>
           <w:b/>
           <w:sz w:val="28"/>
+          <w:szCs w:val="28"/>
         </w:rPr>
         <w:t>10. Lãnh đạo truyền cảm hứng toàn diện (10 prompt)</w:t>
       </w:r>
     </w:p>
     <w:p>
       <w:pPr>
-        <w:spacing/>
-        <w:ind w:left="620" w:hanging="360"/>
-        <w:rPr>
-          <w:rFonts w:ascii="Times New Roman" w:hAnsi="Times New Roman" w:cs="Times New Roman"/>
-          <w:sz w:val="28"/>
-          <w:szCs w:val="28"/>
-        </w:rPr>
-      </w:pPr>
-      <w:r>
-        <w:rPr>
-          <w:rFonts w:ascii="Times New Roman" w:hAnsi="Times New Roman" w:eastAsia="Times New Roman"/>
-          <w:sz w:val="28"/>
+        <w:spacing w:before="120" w:after="120" w:line="240" w:lineRule="auto"/>
+        <w:ind w:left="620" w:hanging="360"/>
+        <w:jc w:val="both"/>
+        <w:rPr>
+          <w:rFonts w:ascii="Times New Roman" w:hAnsi="Times New Roman" w:cs="Times New Roman"/>
+          <w:sz w:val="28"/>
+          <w:szCs w:val="28"/>
+        </w:rPr>
+      </w:pPr>
+      <w:r>
+        <w:rPr>
+          <w:rFonts w:ascii="Times New Roman" w:eastAsia="Times New Roman" w:hAnsi="Times New Roman" w:cs="Times New Roman"/>
+          <w:sz w:val="28"/>
+          <w:szCs w:val="28"/>
         </w:rPr>
         <w:t>1.  Hãy viết bài diễn văn dài 10 phút về tầm nhìn 10 năm của công ty.</w:t>
       </w:r>
     </w:p>
     <w:p>
       <w:pPr>
-        <w:spacing/>
-        <w:ind w:left="620" w:hanging="360"/>
-        <w:rPr>
-          <w:rFonts w:ascii="Times New Roman" w:hAnsi="Times New Roman" w:cs="Times New Roman"/>
-          <w:sz w:val="28"/>
-          <w:szCs w:val="28"/>
-        </w:rPr>
-      </w:pPr>
-      <w:r>
-        <w:rPr>
-          <w:rFonts w:ascii="Times New Roman" w:hAnsi="Times New Roman" w:eastAsia="Times New Roman"/>
-          <w:sz w:val="28"/>
+        <w:spacing w:before="120" w:after="120" w:line="240" w:lineRule="auto"/>
+        <w:ind w:left="620" w:hanging="360"/>
+        <w:jc w:val="both"/>
+        <w:rPr>
+          <w:rFonts w:ascii="Times New Roman" w:hAnsi="Times New Roman" w:cs="Times New Roman"/>
+          <w:sz w:val="28"/>
+          <w:szCs w:val="28"/>
+        </w:rPr>
+      </w:pPr>
+      <w:r>
+        <w:rPr>
+          <w:rFonts w:ascii="Times New Roman" w:eastAsia="Times New Roman" w:hAnsi="Times New Roman" w:cs="Times New Roman"/>
+          <w:sz w:val="28"/>
+          <w:szCs w:val="28"/>
         </w:rPr>
         <w:t>2.  Soạn kịch bản truyền cảm hứng để nhân viên cảm thấy công việc của họ tạo ra giá trị lớn cho xã hội.</w:t>
       </w:r>
     </w:p>
     <w:p>
       <w:pPr>
-        <w:spacing/>
-        <w:ind w:left="620" w:hanging="360"/>
-        <w:rPr>
-          <w:rFonts w:ascii="Times New Roman" w:hAnsi="Times New Roman" w:cs="Times New Roman"/>
-          <w:sz w:val="28"/>
-          <w:szCs w:val="28"/>
-        </w:rPr>
-      </w:pPr>
-      <w:r>
-        <w:rPr>
-          <w:rFonts w:ascii="Times New Roman" w:hAnsi="Times New Roman" w:eastAsia="Times New Roman"/>
-          <w:sz w:val="28"/>
+        <w:spacing w:before="120" w:after="120" w:line="240" w:lineRule="auto"/>
+        <w:ind w:left="620" w:hanging="360"/>
+        <w:jc w:val="both"/>
+        <w:rPr>
+          <w:rFonts w:ascii="Times New Roman" w:hAnsi="Times New Roman" w:cs="Times New Roman"/>
+          <w:sz w:val="28"/>
+          <w:szCs w:val="28"/>
+        </w:rPr>
+      </w:pPr>
+      <w:r>
+        <w:rPr>
+          <w:rFonts w:ascii="Times New Roman" w:eastAsia="Times New Roman" w:hAnsi="Times New Roman" w:cs="Times New Roman"/>
+          <w:sz w:val="28"/>
+          <w:szCs w:val="28"/>
         </w:rPr>
         <w:t>3.  Viết 20 câu châm ngôn lãnh đạo giúp leader định hướng đội nhóm.</w:t>
       </w:r>
     </w:p>
     <w:p>
       <w:pPr>
-        <w:spacing/>
-        <w:ind w:left="620" w:hanging="360"/>
-        <w:rPr>
-          <w:rFonts w:ascii="Times New Roman" w:hAnsi="Times New Roman" w:cs="Times New Roman"/>
-          <w:sz w:val="28"/>
-          <w:szCs w:val="28"/>
-        </w:rPr>
-      </w:pPr>
-      <w:r>
-        <w:rPr>
-          <w:rFonts w:ascii="Times New Roman" w:hAnsi="Times New Roman" w:eastAsia="Times New Roman"/>
-          <w:sz w:val="28"/>
+        <w:spacing w:before="120" w:after="120" w:line="240" w:lineRule="auto"/>
+        <w:ind w:left="620" w:hanging="360"/>
+        <w:jc w:val="both"/>
+        <w:rPr>
+          <w:rFonts w:ascii="Times New Roman" w:hAnsi="Times New Roman" w:cs="Times New Roman"/>
+          <w:sz w:val="28"/>
+          <w:szCs w:val="28"/>
+        </w:rPr>
+      </w:pPr>
+      <w:r>
+        <w:rPr>
+          <w:rFonts w:ascii="Times New Roman" w:eastAsia="Times New Roman" w:hAnsi="Times New Roman" w:cs="Times New Roman"/>
+          <w:sz w:val="28"/>
+          <w:szCs w:val="28"/>
         </w:rPr>
         <w:t>4.  Hãy viết bài blog chia sẻ về vai trò của lòng tin trong lãnh đạo.</w:t>
       </w:r>
     </w:p>
     <w:p>
       <w:pPr>
-        <w:spacing/>
-        <w:ind w:left="620" w:hanging="360"/>
-        <w:rPr>
-          <w:rFonts w:ascii="Times New Roman" w:hAnsi="Times New Roman" w:cs="Times New Roman"/>
-          <w:sz w:val="28"/>
-          <w:szCs w:val="28"/>
-        </w:rPr>
-      </w:pPr>
-      <w:r>
-        <w:rPr>
-          <w:rFonts w:ascii="Times New Roman" w:hAnsi="Times New Roman" w:eastAsia="Times New Roman"/>
-          <w:sz w:val="28"/>
+        <w:spacing w:before="120" w:after="120" w:line="240" w:lineRule="auto"/>
+        <w:ind w:left="620" w:hanging="360"/>
+        <w:jc w:val="both"/>
+        <w:rPr>
+          <w:rFonts w:ascii="Times New Roman" w:hAnsi="Times New Roman" w:cs="Times New Roman"/>
+          <w:sz w:val="28"/>
+          <w:szCs w:val="28"/>
+        </w:rPr>
+      </w:pPr>
+      <w:r>
+        <w:rPr>
+          <w:rFonts w:ascii="Times New Roman" w:eastAsia="Times New Roman" w:hAnsi="Times New Roman" w:cs="Times New Roman"/>
+          <w:sz w:val="28"/>
+          <w:szCs w:val="28"/>
         </w:rPr>
         <w:t>5.  Soạn kịch bản TED Talk 10 phút về “nghệ thuật lãnh đạo bằng trái tim”.</w:t>
       </w:r>
     </w:p>
     <w:p>
       <w:pPr>
-        <w:spacing/>
-        <w:ind w:left="620" w:hanging="360"/>
-        <w:rPr>
-          <w:rFonts w:ascii="Times New Roman" w:hAnsi="Times New Roman" w:cs="Times New Roman"/>
-          <w:sz w:val="28"/>
-          <w:szCs w:val="28"/>
-        </w:rPr>
-      </w:pPr>
-      <w:r>
-        <w:rPr>
-          <w:rFonts w:ascii="Times New Roman" w:hAnsi="Times New Roman" w:eastAsia="Times New Roman"/>
-          <w:sz w:val="28"/>
+        <w:spacing w:before="120" w:after="120" w:line="240" w:lineRule="auto"/>
+        <w:ind w:left="620" w:hanging="360"/>
+        <w:jc w:val="both"/>
+        <w:rPr>
+          <w:rFonts w:ascii="Times New Roman" w:hAnsi="Times New Roman" w:cs="Times New Roman"/>
+          <w:sz w:val="28"/>
+          <w:szCs w:val="28"/>
+        </w:rPr>
+      </w:pPr>
+      <w:r>
+        <w:rPr>
+          <w:rFonts w:ascii="Times New Roman" w:eastAsia="Times New Roman" w:hAnsi="Times New Roman" w:cs="Times New Roman"/>
+          <w:sz w:val="28"/>
+          <w:szCs w:val="28"/>
         </w:rPr>
         <w:t>6.  Viết kịch bản video 3 phút thể hiện hành trình của công ty từ khởi đầu đến thành công.</w:t>
       </w:r>
     </w:p>
     <w:p>
       <w:pPr>
-        <w:spacing/>
-        <w:ind w:left="620" w:hanging="360"/>
-        <w:rPr>
-          <w:rFonts w:ascii="Times New Roman" w:hAnsi="Times New Roman" w:cs="Times New Roman"/>
-          <w:sz w:val="28"/>
-          <w:szCs w:val="28"/>
-        </w:rPr>
-      </w:pPr>
-      <w:r>
-        <w:rPr>
-          <w:rFonts w:ascii="Times New Roman" w:hAnsi="Times New Roman" w:eastAsia="Times New Roman"/>
-          <w:sz w:val="28"/>
+        <w:spacing w:before="120" w:after="120" w:line="240" w:lineRule="auto"/>
+        <w:ind w:left="620" w:hanging="360"/>
+        <w:jc w:val="both"/>
+        <w:rPr>
+          <w:rFonts w:ascii="Times New Roman" w:hAnsi="Times New Roman" w:cs="Times New Roman"/>
+          <w:sz w:val="28"/>
+          <w:szCs w:val="28"/>
+        </w:rPr>
+      </w:pPr>
+      <w:r>
+        <w:rPr>
+          <w:rFonts w:ascii="Times New Roman" w:eastAsia="Times New Roman" w:hAnsi="Times New Roman" w:cs="Times New Roman"/>
+          <w:sz w:val="28"/>
+          <w:szCs w:val="28"/>
         </w:rPr>
         <w:t>7.  Hãy soạn bài phát biểu cảm động của CEO khi công ty đạt cột mốc 1.000 nhân viên.</w:t>
       </w:r>
     </w:p>
     <w:p>
       <w:pPr>
-        <w:spacing/>
-        <w:ind w:left="620" w:hanging="360"/>
-        <w:rPr>
-          <w:rFonts w:ascii="Times New Roman" w:hAnsi="Times New Roman" w:cs="Times New Roman"/>
-          <w:sz w:val="28"/>
-          <w:szCs w:val="28"/>
-        </w:rPr>
-      </w:pPr>
-      <w:r>
-        <w:rPr>
-          <w:rFonts w:ascii="Times New Roman" w:hAnsi="Times New Roman" w:eastAsia="Times New Roman"/>
-          <w:sz w:val="28"/>
+        <w:spacing w:before="120" w:after="120" w:line="240" w:lineRule="auto"/>
+        <w:ind w:left="620" w:hanging="360"/>
+        <w:jc w:val="both"/>
+        <w:rPr>
+          <w:rFonts w:ascii="Times New Roman" w:hAnsi="Times New Roman" w:cs="Times New Roman"/>
+          <w:sz w:val="28"/>
+          <w:szCs w:val="28"/>
+        </w:rPr>
+      </w:pPr>
+      <w:r>
+        <w:rPr>
+          <w:rFonts w:ascii="Times New Roman" w:eastAsia="Times New Roman" w:hAnsi="Times New Roman" w:cs="Times New Roman"/>
+          <w:sz w:val="28"/>
+          <w:szCs w:val="28"/>
         </w:rPr>
         <w:t>8.  Viết 10 thông điệp lãnh đạo ngắn gọn để dùng trong các email hàng ngày.</w:t>
       </w:r>
     </w:p>
     <w:p>
       <w:pPr>
-        <w:spacing/>
-        <w:ind w:left="620" w:hanging="360"/>
-        <w:rPr>
-          <w:rFonts w:ascii="Times New Roman" w:hAnsi="Times New Roman" w:cs="Times New Roman"/>
-          <w:sz w:val="28"/>
-          <w:szCs w:val="28"/>
-        </w:rPr>
-      </w:pPr>
-      <w:r>
-        <w:rPr>
-          <w:rFonts w:ascii="Times New Roman" w:hAnsi="Times New Roman" w:eastAsia="Times New Roman"/>
-          <w:sz w:val="28"/>
+        <w:spacing w:before="120" w:after="120" w:line="240" w:lineRule="auto"/>
+        <w:ind w:left="620" w:hanging="360"/>
+        <w:jc w:val="both"/>
+        <w:rPr>
+          <w:rFonts w:ascii="Times New Roman" w:hAnsi="Times New Roman" w:cs="Times New Roman"/>
+          <w:sz w:val="28"/>
+          <w:szCs w:val="28"/>
+        </w:rPr>
+      </w:pPr>
+      <w:r>
+        <w:rPr>
+          <w:rFonts w:ascii="Times New Roman" w:eastAsia="Times New Roman" w:hAnsi="Times New Roman" w:cs="Times New Roman"/>
+          <w:sz w:val="28"/>
+          <w:szCs w:val="28"/>
         </w:rPr>
         <w:t>9.  Hãy viết bài chia sẻ về “người lãnh đạo như ngọn hải đăng” trong bão tố.</w:t>
       </w:r>
     </w:p>
     <w:p>
       <w:pPr>
-        <w:spacing/>
-        <w:ind w:left="620" w:hanging="360"/>
-        <w:rPr>
-          <w:rFonts w:ascii="Times New Roman" w:hAnsi="Times New Roman" w:cs="Times New Roman"/>
-          <w:sz w:val="28"/>
-          <w:szCs w:val="28"/>
-        </w:rPr>
-      </w:pPr>
-      <w:r>
-        <w:rPr>
-          <w:rFonts w:ascii="Times New Roman" w:hAnsi="Times New Roman" w:eastAsia="Times New Roman"/>
-          <w:sz w:val="28"/>
+        <w:spacing w:before="120" w:after="120" w:line="240" w:lineRule="auto"/>
+        <w:ind w:left="620" w:hanging="360"/>
+        <w:jc w:val="both"/>
+        <w:rPr>
+          <w:rFonts w:ascii="Times New Roman" w:hAnsi="Times New Roman" w:cs="Times New Roman"/>
+          <w:sz w:val="28"/>
+          <w:szCs w:val="28"/>
+        </w:rPr>
+      </w:pPr>
+      <w:r>
+        <w:rPr>
+          <w:rFonts w:ascii="Times New Roman" w:eastAsia="Times New Roman" w:hAnsi="Times New Roman" w:cs="Times New Roman"/>
+          <w:sz w:val="28"/>
+          <w:szCs w:val="28"/>
         </w:rPr>
         <w:t>10.Soạn kịch bản truyền cảm hứng để toàn bộ công ty cam kết hành động theo sứ mệnh chung.</w:t>
       </w:r>
@@ -3028,6 +3266,7 @@
   <w:style w:type="character" w:default="1" w:styleId="Phngmcinhcuaoanvn">
     <w:name w:val="Default Paragraph Font"/>
     <w:uiPriority w:val="1"/>
+    <w:semiHidden/>
     <w:unhideWhenUsed/>
   </w:style>
   <w:style w:type="table" w:default="1" w:styleId="BangThngthng">
